--- a/klagomål/A 21919-2026 FSC-klagomål.docx
+++ b/klagomål/A 21919-2026 FSC-klagomål.docx
@@ -742,7 +742,7 @@
     <w:r>
       <w:tab/>
       <w:tab/>
-      <w:t>2026-05-20</w:t>
+      <w:t>2026-05-21</w:t>
       <w:br/>
       <w:br/>
     </w:r>

--- a/klagomål/A 21919-2026 FSC-klagomål.docx
+++ b/klagomål/A 21919-2026 FSC-klagomål.docx
@@ -742,7 +742,7 @@
     <w:r>
       <w:tab/>
       <w:tab/>
-      <w:t>2026-05-21</w:t>
+      <w:t>2026-05-22</w:t>
       <w:br/>
       <w:br/>
     </w:r>

--- a/klagomål/A 21919-2026 FSC-klagomål.docx
+++ b/klagomål/A 21919-2026 FSC-klagomål.docx
@@ -742,7 +742,7 @@
     <w:r>
       <w:tab/>
       <w:tab/>
-      <w:t>2026-05-22</w:t>
+      <w:t>2026-05-23</w:t>
       <w:br/>
       <w:br/>
     </w:r>

--- a/klagomål/A 21919-2026 FSC-klagomål.docx
+++ b/klagomål/A 21919-2026 FSC-klagomål.docx
@@ -742,7 +742,7 @@
     <w:r>
       <w:tab/>
       <w:tab/>
-      <w:t>2026-05-23</w:t>
+      <w:t>2026-05-24</w:t>
       <w:br/>
       <w:br/>
     </w:r>

--- a/klagomål/A 21919-2026 FSC-klagomål.docx
+++ b/klagomål/A 21919-2026 FSC-klagomål.docx
@@ -742,7 +742,7 @@
     <w:r>
       <w:tab/>
       <w:tab/>
-      <w:t>2026-05-24</w:t>
+      <w:t>2026-05-25</w:t>
       <w:br/>
       <w:br/>
     </w:r>

--- a/klagomål/A 21919-2026 FSC-klagomål.docx
+++ b/klagomål/A 21919-2026 FSC-klagomål.docx
@@ -742,7 +742,7 @@
     <w:r>
       <w:tab/>
       <w:tab/>
-      <w:t>2026-05-25</w:t>
+      <w:t>2026-05-26</w:t>
       <w:br/>
       <w:br/>
     </w:r>

--- a/klagomål/A 21919-2026 FSC-klagomål.docx
+++ b/klagomål/A 21919-2026 FSC-klagomål.docx
@@ -742,7 +742,7 @@
     <w:r>
       <w:tab/>
       <w:tab/>
-      <w:t>2026-05-26</w:t>
+      <w:t>2026-05-27</w:t>
       <w:br/>
       <w:br/>
     </w:r>

--- a/klagomål/A 21919-2026 FSC-klagomål.docx
+++ b/klagomål/A 21919-2026 FSC-klagomål.docx
@@ -742,7 +742,7 @@
     <w:r>
       <w:tab/>
       <w:tab/>
-      <w:t>2026-05-27</w:t>
+      <w:t>2026-05-28</w:t>
       <w:br/>
       <w:br/>
     </w:r>

--- a/klagomål/A 21919-2026 FSC-klagomål.docx
+++ b/klagomål/A 21919-2026 FSC-klagomål.docx
@@ -742,7 +742,7 @@
     <w:r>
       <w:tab/>
       <w:tab/>
-      <w:t>2026-05-28</w:t>
+      <w:t>2026-05-29</w:t>
       <w:br/>
       <w:br/>
     </w:r>

--- a/klagomål/A 21919-2026 FSC-klagomål.docx
+++ b/klagomål/A 21919-2026 FSC-klagomål.docx
@@ -742,7 +742,7 @@
     <w:r>
       <w:tab/>
       <w:tab/>
-      <w:t>2026-05-29</w:t>
+      <w:t>2026-05-30</w:t>
       <w:br/>
       <w:br/>
     </w:r>

--- a/klagomål/A 21919-2026 FSC-klagomål.docx
+++ b/klagomål/A 21919-2026 FSC-klagomål.docx
@@ -742,7 +742,7 @@
     <w:r>
       <w:tab/>
       <w:tab/>
-      <w:t>2026-05-30</w:t>
+      <w:t>2026-05-31</w:t>
       <w:br/>
       <w:br/>
     </w:r>

--- a/klagomål/A 21919-2026 FSC-klagomål.docx
+++ b/klagomål/A 21919-2026 FSC-klagomål.docx
@@ -742,7 +742,7 @@
     <w:r>
       <w:tab/>
       <w:tab/>
-      <w:t>2026-05-31</w:t>
+      <w:t>2026-06-01</w:t>
       <w:br/>
       <w:br/>
     </w:r>

--- a/klagomål/A 21919-2026 FSC-klagomål.docx
+++ b/klagomål/A 21919-2026 FSC-klagomål.docx
@@ -742,7 +742,7 @@
     <w:r>
       <w:tab/>
       <w:tab/>
-      <w:t>2026-06-01</w:t>
+      <w:t>2026-06-02</w:t>
       <w:br/>
       <w:br/>
     </w:r>

--- a/klagomål/A 21919-2026 FSC-klagomål.docx
+++ b/klagomål/A 21919-2026 FSC-klagomål.docx
@@ -742,7 +742,7 @@
     <w:r>
       <w:tab/>
       <w:tab/>
-      <w:t>2026-06-02</w:t>
+      <w:t>2026-06-03</w:t>
       <w:br/>
       <w:br/>
     </w:r>

--- a/klagomål/A 21919-2026 FSC-klagomål.docx
+++ b/klagomål/A 21919-2026 FSC-klagomål.docx
@@ -742,7 +742,7 @@
     <w:r>
       <w:tab/>
       <w:tab/>
-      <w:t>2026-06-03</w:t>
+      <w:t>2026-06-04</w:t>
       <w:br/>
       <w:br/>
     </w:r>

--- a/klagomål/A 21919-2026 FSC-klagomål.docx
+++ b/klagomål/A 21919-2026 FSC-klagomål.docx
@@ -742,7 +742,7 @@
     <w:r>
       <w:tab/>
       <w:tab/>
-      <w:t>2026-06-04</w:t>
+      <w:t>2026-06-05</w:t>
       <w:br/>
       <w:br/>
     </w:r>

--- a/klagomål/A 21919-2026 FSC-klagomål.docx
+++ b/klagomål/A 21919-2026 FSC-klagomål.docx
@@ -742,7 +742,7 @@
     <w:r>
       <w:tab/>
       <w:tab/>
-      <w:t>2026-06-05</w:t>
+      <w:t>2026-06-06</w:t>
       <w:br/>
       <w:br/>
     </w:r>

--- a/klagomål/A 21919-2026 FSC-klagomål.docx
+++ b/klagomål/A 21919-2026 FSC-klagomål.docx
@@ -742,7 +742,7 @@
     <w:r>
       <w:tab/>
       <w:tab/>
-      <w:t>2026-06-06</w:t>
+      <w:t>2026-06-07</w:t>
       <w:br/>
       <w:br/>
     </w:r>

--- a/klagomål/A 21919-2026 FSC-klagomål.docx
+++ b/klagomål/A 21919-2026 FSC-klagomål.docx
@@ -742,7 +742,7 @@
     <w:r>
       <w:tab/>
       <w:tab/>
-      <w:t>2026-06-07</w:t>
+      <w:t>2026-06-08</w:t>
       <w:br/>
       <w:br/>
     </w:r>

--- a/klagomål/A 21919-2026 FSC-klagomål.docx
+++ b/klagomål/A 21919-2026 FSC-klagomål.docx
@@ -742,7 +742,7 @@
     <w:r>
       <w:tab/>
       <w:tab/>
-      <w:t>2026-06-08</w:t>
+      <w:t>2026-06-09</w:t>
       <w:br/>
       <w:br/>
     </w:r>

--- a/klagomål/A 21919-2026 FSC-klagomål.docx
+++ b/klagomål/A 21919-2026 FSC-klagomål.docx
@@ -742,7 +742,7 @@
     <w:r>
       <w:tab/>
       <w:tab/>
-      <w:t>2026-06-09</w:t>
+      <w:t>2026-06-10</w:t>
       <w:br/>
       <w:br/>
     </w:r>

--- a/klagomål/A 21919-2026 FSC-klagomål.docx
+++ b/klagomål/A 21919-2026 FSC-klagomål.docx
@@ -742,7 +742,7 @@
     <w:r>
       <w:tab/>
       <w:tab/>
-      <w:t>2026-06-10</w:t>
+      <w:t>2026-06-11</w:t>
       <w:br/>
       <w:br/>
     </w:r>

--- a/klagomål/A 21919-2026 FSC-klagomål.docx
+++ b/klagomål/A 21919-2026 FSC-klagomål.docx
@@ -742,7 +742,7 @@
     <w:r>
       <w:tab/>
       <w:tab/>
-      <w:t>2026-06-11</w:t>
+      <w:t>2026-06-12</w:t>
       <w:br/>
       <w:br/>
     </w:r>

--- a/klagomål/A 21919-2026 FSC-klagomål.docx
+++ b/klagomål/A 21919-2026 FSC-klagomål.docx
@@ -742,7 +742,7 @@
     <w:r>
       <w:tab/>
       <w:tab/>
-      <w:t>2026-06-12</w:t>
+      <w:t>2026-06-13</w:t>
       <w:br/>
       <w:br/>
     </w:r>

--- a/klagomål/A 21919-2026 FSC-klagomål.docx
+++ b/klagomål/A 21919-2026 FSC-klagomål.docx
@@ -742,7 +742,7 @@
     <w:r>
       <w:tab/>
       <w:tab/>
-      <w:t>2026-06-13</w:t>
+      <w:t>2026-06-14</w:t>
       <w:br/>
       <w:br/>
     </w:r>

--- a/klagomål/A 21919-2026 FSC-klagomål.docx
+++ b/klagomål/A 21919-2026 FSC-klagomål.docx
@@ -742,7 +742,7 @@
     <w:r>
       <w:tab/>
       <w:tab/>
-      <w:t>2026-06-15</w:t>
+      <w:t>2026-06-16</w:t>
       <w:br/>
       <w:br/>
     </w:r>

--- a/klagomål/A 21919-2026 FSC-klagomål.docx
+++ b/klagomål/A 21919-2026 FSC-klagomål.docx
@@ -742,7 +742,7 @@
     <w:r>
       <w:tab/>
       <w:tab/>
-      <w:t>2026-06-16</w:t>
+      <w:t>2026-06-17</w:t>
       <w:br/>
       <w:br/>
     </w:r>

--- a/klagomål/A 21919-2026 FSC-klagomål.docx
+++ b/klagomål/A 21919-2026 FSC-klagomål.docx
@@ -1,6 +1,6 @@
 
 <file path=word/document.xml><?xml version="1.0" encoding="utf-8"?>
-<w:document xmlns:wpc="http://schemas.microsoft.com/office/word/2010/wordprocessingCanvas" xmlns:cx="http://schemas.microsoft.com/office/drawing/2014/chartex" xmlns:cx1="http://schemas.microsoft.com/office/drawing/2015/9/8/chartex" xmlns:cx2="http://schemas.microsoft.com/office/drawing/2015/10/21/chartex" xmlns:cx3="http://schemas.microsoft.com/office/drawing/2016/5/9/chartex" xmlns:cx4="http://schemas.microsoft.com/office/drawing/2016/5/10/chartex" xmlns:cx5="http://schemas.microsoft.com/office/drawing/2016/5/11/chartex" xmlns:cx6="http://schemas.microsoft.com/office/drawing/2016/5/12/chartex" xmlns:cx7="http://schemas.microsoft.com/office/drawing/2016/5/13/chartex" xmlns:cx8="http://schemas.microsoft.com/office/drawing/2016/5/14/chartex" xmlns:mc="http://schemas.openxmlformats.org/markup-compatibility/2006" xmlns:aink="http://schemas.microsoft.com/office/drawing/2016/ink" xmlns:am3d="http://schemas.microsoft.com/office/drawing/2017/model3d" xmlns:o="urn:schemas-microsoft-com:office:office" xmlns:oel="http://schemas.microsoft.com/office/2019/extlst" xmlns:r="http://schemas.openxmlformats.org/officeDocument/2006/relationships" xmlns:m="http://schemas.openxmlformats.org/officeDocument/2006/math" xmlns:v="urn:schemas-microsoft-com:vml" xmlns:wp14="http://schemas.microsoft.com/office/word/2010/wordprocessingDrawing" xmlns:wp="http://schemas.openxmlformats.org/drawingml/2006/wordprocessingDrawing" xmlns:w10="urn:schemas-microsoft-com:office:word" xmlns:w="http://schemas.openxmlformats.org/wordprocessingml/2006/main" xmlns:w14="http://schemas.microsoft.com/office/word/2010/wordml" xmlns:w15="http://schemas.microsoft.com/office/word/2012/wordml" xmlns:w16cex="http://schemas.microsoft.com/office/word/2018/wordml/cex" xmlns:w16cid="http://schemas.microsoft.com/office/word/2016/wordml/cid" xmlns:w16="http://schemas.microsoft.com/office/word/2018/wordml" xmlns:w16sdtdh="http://schemas.microsoft.com/office/word/2020/wordml/sdtdatahash" xmlns:w16se="http://schemas.microsoft.com/office/word/2015/wordml/symex" xmlns:wpg="http://schemas.microsoft.com/office/word/2010/wordprocessingGroup" xmlns:wpi="http://schemas.microsoft.com/office/word/2010/wordprocessingInk" xmlns:wne="http://schemas.microsoft.com/office/word/2006/wordml" xmlns:wps="http://schemas.microsoft.com/office/word/2010/wordprocessingShape" mc:Ignorable="w14 w15 w16se w16cid w16 w16cex w16sdtdh wp14">
+<w:document xmlns:wpc="http://schemas.microsoft.com/office/word/2010/wordprocessingCanvas" xmlns:cx="http://schemas.microsoft.com/office/drawing/2014/chartex" xmlns:cx1="http://schemas.microsoft.com/office/drawing/2015/9/8/chartex" xmlns:cx2="http://schemas.microsoft.com/office/drawing/2015/10/21/chartex" xmlns:cx3="http://schemas.microsoft.com/office/drawing/2016/5/9/chartex" xmlns:cx4="http://schemas.microsoft.com/office/drawing/2016/5/10/chartex" xmlns:cx5="http://schemas.microsoft.com/office/drawing/2016/5/11/chartex" xmlns:cx6="http://schemas.microsoft.com/office/drawing/2016/5/12/chartex" xmlns:cx7="http://schemas.microsoft.com/office/drawing/2016/5/13/chartex" xmlns:cx8="http://schemas.microsoft.com/office/drawing/2016/5/14/chartex" xmlns:mc="http://schemas.openxmlformats.org/markup-compatibility/2006" xmlns:aink="http://schemas.microsoft.com/office/drawing/2016/ink" xmlns:am3d="http://schemas.microsoft.com/office/drawing/2017/model3d" xmlns:o="urn:schemas-microsoft-com:office:office" xmlns:oel="http://schemas.microsoft.com/office/2019/extlst" xmlns:r="http://schemas.openxmlformats.org/officeDocument/2006/relationships" xmlns:m="http://schemas.openxmlformats.org/officeDocument/2006/math" xmlns:v="urn:schemas-microsoft-com:vml" xmlns:wp14="http://schemas.microsoft.com/office/word/2010/wordprocessingDrawing" xmlns:wp="http://schemas.openxmlformats.org/drawingml/2006/wordprocessingDrawing" xmlns:w10="urn:schemas-microsoft-com:office:word" xmlns:w="http://schemas.openxmlformats.org/wordprocessingml/2006/main" xmlns:w14="http://schemas.microsoft.com/office/word/2010/wordml" xmlns:w15="http://schemas.microsoft.com/office/word/2012/wordml" xmlns:w16cex="http://schemas.microsoft.com/office/word/2018/wordml/cex" xmlns:w16cid="http://schemas.microsoft.com/office/word/2016/wordml/cid" xmlns:w16="http://schemas.microsoft.com/office/word/2018/wordml" xmlns:w16du="http://schemas.microsoft.com/office/word/2023/wordml/word16du" xmlns:w16sdtdh="http://schemas.microsoft.com/office/word/2020/wordml/sdtdatahash" xmlns:w16sdtfl="http://schemas.microsoft.com/office/word/2024/wordml/sdtformatlock" xmlns:w16se="http://schemas.microsoft.com/office/word/2015/wordml/symex" xmlns:wpg="http://schemas.microsoft.com/office/word/2010/wordprocessingGroup" xmlns:wpi="http://schemas.microsoft.com/office/word/2010/wordprocessingInk" xmlns:wne="http://schemas.microsoft.com/office/word/2006/wordml" xmlns:wps="http://schemas.microsoft.com/office/word/2010/wordprocessingShape" mc:Ignorable="w14 w15 w16se w16cid w16 w16cex w16sdtdh w16sdtfl w16du wp14">
   <w:body>
     <w:p>
       <w:r>
@@ -163,17 +163,17 @@
         <w:pStyle w:val="Title"/>
       </w:pPr>
       <w:r>
-        <w:t>Inledande FSC- /PEFC-klagomål – information om höga naturvärden i avverkningsanmälan A 21919-2026 i Orsa kommun</w:t>
+        <w:t>Inledande FSC- /PEFC-klagomål – information om höga naturvärden och fridlysta arter i avverkningsanmälan A 21919-2026 i Orsa kommun</w:t>
       </w:r>
     </w:p>
     <w:p>
       <w:r>
-        <w:t>Detta dokument behandlar höga naturvärden i avverkningsanmälan A 21919-2026 i Orsa kommun. Denna avverkningsanmälan inkom 2026-05-08 15:30:04 och omfattar 12,4 ha.</w:t>
+        <w:t>Detta dokument behandlar höga naturvärden i avverkningsanmälan A 21919-2026 i Orsa kommun som inkom 2026-05-08 och omfattar 12,4 ha.</w:t>
       </w:r>
     </w:p>
     <w:p>
       <w:r>
-        <w:t>Nedan presenteras fynd av naturvårdsarter som gjorts i det avverkningsanmälda området, samt relevanta utdrag ur standarderna för FSC, Chain of Custody, Controlled Wood och PEFC.</w:t>
+        <w:t>Nedan presenteras fynd av naturvårdsarter och fridlysta arter som gjorts i det avverkningsanmälda området, samt relevanta utdrag ur standarderna för FSC, Chain of Custody, Controlled Wood och PEFC. I BILAGA 1 finns artfakta om fridlysta arter.</w:t>
       </w:r>
     </w:p>
     <w:p>
@@ -191,12 +191,15 @@
     </w:p>
     <w:p>
       <w:r>
-        <w:t>I avverkningsanmälan har följande 5 naturvårdsarter hittats: blågrå svartspik (NT), garnlav (NT), kolflarnlav (NT), mörk kolflarnlav (NT) och bronshjon (S). Av dessa är 4 rödlistade. För rödlistade arter har rödlistekategorin angivits inom parentes. Arter som är signalarter enligt Skogsstyrelsen har markerats med (S).</w:t>
+        <w:t>I och inom 15 meter från avverkningsanmälan har följande 7 naturvårdsarter hittats: garnlav (VU, T), blågrå svartspik (NT), kolflarnlav (NT, T), mörk kolflarnlav (NT), tretåig hackspett (NT, T, §4), vedskivlav (NT, T) och bronshjon (S, T). Av dessa är 6 rödlistade. För rödlistade arter har rödlistekategorin angivits inom parentes. Arter som är signalarter enligt Skogsstyrelsen har markerats med (S). Typiska arter inom Natura 2000 som är kopplade till skogsekosystem har markerats med (T). För fridlysta arter anges även paragrafen i Artskyddsförordningen som arten är fridlyst enligt.</w:t>
       </w:r>
     </w:p>
     <w:p>
       <w:r>
-        <w:t>De påträffade naturvårdsarterna är ett tydligt kvitto på att detta rör sig om en skog med höga naturvärden. I Figur 1 visas en karta över det avverkningsanmälda området, där samtliga fyndplatser för naturvårdsarter som finns registrerade på Artportalen har markerats.</w:t>
+        <w:t>De påträffade naturvårdsarterna är ett tydligt kvitto på att det rör sig om en skog med höga naturvärden.</w:t>
+      </w:r>
+      <w:r>
+        <w:t xml:space="preserve"> I Figur 1 visas fyndplatser för naturvårdsarter i området, som finns registrerade på Artportalen.</w:t>
       </w:r>
     </w:p>
     <w:p>
@@ -206,7 +209,7 @@
       <w:r>
         <w:drawing>
           <wp:inline xmlns:a="http://schemas.openxmlformats.org/drawingml/2006/main" xmlns:pic="http://schemas.openxmlformats.org/drawingml/2006/picture">
-            <wp:extent cx="5486400" cy="3669446"/>
+            <wp:extent cx="5486400" cy="4749224"/>
             <wp:docPr id="1" name="Picture 1"/>
             <wp:cNvGraphicFramePr>
               <a:graphicFrameLocks noChangeAspect="1"/>
@@ -227,7 +230,7 @@
                   <pic:spPr>
                     <a:xfrm>
                       <a:off x="0" y="0"/>
-                      <a:ext cx="5486400" cy="3669446"/>
+                      <a:ext cx="5486400" cy="4749224"/>
                     </a:xfrm>
                     <a:prstGeom prst="rect"/>
                   </pic:spPr>
@@ -241,9 +244,79 @@
     <w:p>
       <w:pPr>
         <w:pStyle w:val="Caption"/>
+        <w:spacing w:after="240"/>
       </w:pPr>
       <w:r>
-        <w:t>Figur 1. Fyndplatser för naturvårdsarter i det avverkningsanmälda området (röd linje). Markörer utan svart kant är placerade på fyndplatsen. Markörer med svart kant är placerade vid sidan av fyndplatsen och har ett svart streck som visar fyndplatsens exakta position. Kartans mittpunktskoordinat är N 6797053, E 471210 i SWEREF 99 TM.</w:t>
+        <w:t>Figur 1. Fyndplatser för naturvårdsarter i och inom 15 meter från avverkningsanmälan (röd linje). Markörer utan svart kant är placerade på fyndplatsen. Markörer med svart kant är placerade vid sidan av fyndplatsen och har ett svart streck som visar fyndplatsens exakta position. Kartans mittpunktskoordinat är N 6797053, E 471210 i SWEREF 99 TM.</w:t>
+      </w:r>
+    </w:p>
+    <w:p>
+      <w:pPr>
+        <w:pStyle w:val="Heading2"/>
+      </w:pPr>
+      <w:r>
+        <w:t>Fridlysta arter</w:t>
+      </w:r>
+    </w:p>
+    <w:p>
+      <w:r>
+        <w:t>Följande fridlysta arter har sina livsmiljöer och växtplatser i den avverkningsanmälda skogen: tretåig hackspett (NT, T, §4).</w:t>
+      </w:r>
+    </w:p>
+    <w:p>
+      <w:r>
+        <w:t xml:space="preserve">Observera att medlemsländerna är skyldiga att agera i enlighet med EU:s fågeldirektiv där det uttryckligen står att direktivet gäller för fåglar samt för deras ägg, bon och </w:t>
+      </w:r>
+      <w:r>
+        <w:rPr>
+          <w:b/>
+        </w:rPr>
+        <w:t xml:space="preserve">livsmiljöer </w:t>
+      </w:r>
+      <w:r>
+        <w:t>(artikel 1). Vidare att de åtgärder som vidtas inte får leda till en försämring av den nuvarande situationen beträffande bevarandet av de fågelarter som avses i artikel 1 (artikel 13). Fågeldirektivet är styrande för tillsynsansvariga myndigheters ärendehantering, ställningstaganden och beslutsfattande.</w:t>
+      </w:r>
+    </w:p>
+    <w:p>
+      <w:r>
+        <w:rPr>
+          <w:b/>
+        </w:rPr>
+        <w:t>Tretåig hackspett (NT, §4)</w:t>
+      </w:r>
+      <w:r>
+        <w:t xml:space="preserve"> är rödlistad som nära hotad och ingår i bilaga 1 i EU:s fågeldirektiv. Tretåig hackspett är för sin överlevnad beroende av kontinuerlig tillförsel av äldre döende och död ved, som sker genom naturliga självgallringsprocesser i äldre grannaturskogar och barrblandade naturskogar. Om en skog genom skogsbruk gallras eller glesas ur så upphör och uteblir i stort sett den naturliga självgallringsprocessen för mycket lång tid framöver vilket omöjliggör upprätthållandet av den kontinuerliga ekologiska funktionen i ett område. Det finns studier som visar att naturskogens självgallringsprocess som den tretåiga hackspetten är beroende av, inte kan ersättas med efterlämnad hänsyn i skogsbruket (Imbeau &amp; Desrochers, 2002). Storleken på häckningsreviret varierar med skogstypen, förekomsten av död ved och graden av fragmentering, men är i allmänhet i storleksordningen 25–100 hektar. Vintertid krävs ofta betydligt större områden och det finns studier som antyder att arten behöver minst 100 hektar äldre skog. I områden med låg bonitet kan det behövas över 200 hektar lämpligt habitat för att ett par ska kunna reproducera sig. Områden med dokumenterad permanent förekomst i naturskogsmiljöer har vanligen så stora naturvärden att skogsbruk är olämpligt. Tretåig hackspett är typisk art för </w:t>
+      </w:r>
+      <w:r>
+        <w:rPr>
+          <w:i/>
+        </w:rPr>
+        <w:t xml:space="preserve">9010 Taiga, 9740 Skogsbevuxen myr, 9030 Landhöjningsskog </w:t>
+      </w:r>
+      <w:r>
+        <w:t xml:space="preserve">och </w:t>
+      </w:r>
+      <w:r>
+        <w:rPr>
+          <w:i/>
+        </w:rPr>
+        <w:t>9040 Fjällbjörkskog</w:t>
+      </w:r>
+      <w:r>
+        <w:t xml:space="preserve"> (Skogsstyrelsen, 2016; SLU Artdatabanken, 2024).</w:t>
+      </w:r>
+    </w:p>
+    <w:p>
+      <w:r>
+        <w:t>I BILAGA 1 finns mer detaljerad information om ekologi samt krav på livsmiljö hos fridlysta arter.</w:t>
+      </w:r>
+    </w:p>
+    <w:p>
+      <w:pPr>
+        <w:pStyle w:val="Heading2"/>
+      </w:pPr>
+      <w:r>
+        <w:t>Övriga naturvårdsarter</w:t>
       </w:r>
     </w:p>
     <w:p>
@@ -335,6 +408,26 @@
       </w:r>
       <w:r>
         <w:t xml:space="preserve"> är brandberoende och växer nästan uteslutande på kolad hård kärnved av tall. Arten förekommer främst i glesa, öppna tall- och blandbarrskogar av naturskogskaraktär och etableringen verkar ske sent efter brand, kanske först efter 100–300 år. Mörk kolflarnlav indikerar skog med höga naturvärden och vanligast är att den påträffas på rester av nedbrunna torrakor och högstubbar och lågstubbar som är så grova att hela innandömet är urbränt. Tall- och blandbarrskogar av naturskogskaraktär med spår av återkommande bränder hyser höga biologiska värden och bör skyddas (SLU Artdatabanken, 2024).</w:t>
+      </w:r>
+    </w:p>
+    <w:p>
+      <w:r>
+        <w:rPr>
+          <w:b/>
+        </w:rPr>
+        <w:t>Vedskivlav (NT)</w:t>
+      </w:r>
+      <w:r>
+        <w:t xml:space="preserve"> växer på gammal, torr, exponerad, hård kärnved av framförallt tall i naturskogsartade bestånd. Avverkning av tallskog av naturskogskaraktär med spår av återkommande bränder är ett hot. Mängden lämplig ved att växa på för vedskivlav minskar, dels på grund av naturlig nedbrytning men framförallt på grund av att de förstörs i samband med slutavverkningar, gallringar och markberedning. Tall- och blandbarrskogar av naturskogskaraktär med spår av återkommande bränder bör skyddas. Vedskivlav är typisk art för </w:t>
+      </w:r>
+      <w:r>
+        <w:rPr>
+          <w:i/>
+        </w:rPr>
+        <w:t>9010 Taiga</w:t>
+      </w:r>
+      <w:r>
+        <w:t xml:space="preserve"> (SLU Artdatabanken, 2024).</w:t>
       </w:r>
     </w:p>
     <w:p>
@@ -389,6 +482,22 @@
       <w:r>
         <w:t>I den avverkningsanmälda skogen har fridlysta arter sina livsmiljöer och växtplatser. Att skada de fridlysta arternas livsmiljöer, växtplatser eller ekologiska funktion är inte tillåtet enligt artskyddsförordningen.</w:t>
       </w:r>
+      <w:r>
+        <w:rPr>
+          <w:i/>
+        </w:rPr>
+        <w:t xml:space="preserve"> EU:s medlemsländer och skogsbolag är skyldiga att agera i enlighet med EU:s fågeldirektiv där det uttryckligen står att direktivet gäller för fåglar samt för deras ägg, bon och </w:t>
+      </w:r>
+      <w:r>
+        <w:rPr>
+          <w:b/>
+          <w:i/>
+        </w:rPr>
+        <w:t xml:space="preserve">livsmiljöer </w:t>
+      </w:r>
+      <w:r>
+        <w:t>(artikel 1). Vidare att de åtgärder som vidtas inte får leda till en försämring av den nuvarande situationen beträffande bevarandet av de fågelarter som avses i artikel 1 (artikel 13).</w:t>
+      </w:r>
     </w:p>
     <w:p>
       <w:r>
@@ -427,7 +536,7 @@
         <w:rPr>
           <w:i/>
         </w:rPr>
-        <w:t>I det avverkningsanmälda skogsområdet har 5 naturvårdsarter varav 4 rödlistade arter sina livsmiljöer och växtplatser.</w:t>
+        <w:t>I det avverkningsanmälda skogsområdet har 7 naturvårdsarter varav 6 rödlistade arter sina livsmiljöer och växtplatser.</w:t>
       </w:r>
     </w:p>
     <w:p>
@@ -612,6 +721,220 @@
           <w:i/>
         </w:rPr>
         <w:t>I den avverkningsanmälda skogen har fridlysta arter sina livsmiljöer och växtplatser. Att skada de fridlysta arternas livsmiljöer, växtplatser eller ekologiska funktion är inte tillåtet enligt artskyddsförordningen</w:t>
+      </w:r>
+    </w:p>
+    <w:p>
+      <w:r>
+        <w:br w:type="page"/>
+      </w:r>
+    </w:p>
+    <w:p>
+      <w:pPr>
+        <w:pStyle w:val="Title"/>
+      </w:pPr>
+      <w:r>
+        <w:t>BILAGA 1 – Fridlysta arter</w:t>
+      </w:r>
+    </w:p>
+    <w:p>
+      <w:pPr>
+        <w:pStyle w:val="Heading1"/>
+      </w:pPr>
+      <w:r>
+        <w:t>Tretåig hackspett – ekologi samt krav på livsmiljön</w:t>
+      </w:r>
+    </w:p>
+    <w:p>
+      <w:r>
+        <w:t xml:space="preserve">Tretåig hackspett (NT) är fridlyst enligt §4 Artskyddsförordningen och finns med som prioriterad art i Skogsstyrelsen vägledning för skogsbruket (bilaga 4 till SVL). I vägledningen står bland annat att: </w:t>
+      </w:r>
+      <w:r>
+        <w:rPr>
+          <w:i/>
+        </w:rPr>
+        <w:t xml:space="preserve">“Tretåig hackspett har stora arealkrav och höga krav på sin livsmiljö. Omdaningen av naturskogar till kulturskogar medför en förlust av viktiga miljöer, något som förstärks av ökad fragmentering till följd av avverkningar.” </w:t>
+      </w:r>
+      <w:r>
+        <w:t xml:space="preserve">Vidare att: </w:t>
+      </w:r>
+      <w:r>
+        <w:rPr>
+          <w:i/>
+        </w:rPr>
+        <w:t>“Områden med dokumenterad permanent förekomst i naturskogsmiljöer har vanligen så stora naturvärden att skogsbruk är olämpligt”</w:t>
+      </w:r>
+      <w:r>
+        <w:t xml:space="preserve"> (SLU Artdatabanken, 2024; Skogsstyrelsen, 2016)</w:t>
+      </w:r>
+      <w:r>
+        <w:rPr>
+          <w:i/>
+        </w:rPr>
+        <w:t>.</w:t>
+      </w:r>
+    </w:p>
+    <w:p>
+      <w:r>
+        <w:t>Tretåig hackspett är beroende av större sammanhängande naturskogar med kontinuerlig tillgång och nybildning av död ved och fragmentering av livsmiljöerna utgör ett stort hot mot arten (se exempelvis Stachura-Skierczynska et al., 2009; Wesolowski et al., 2005; Butler et al., 2004; Pakkala et al., 2002; Amcoff et al., 1996; Virkkala, 1991). Det finns studier som visar att naturskogens självgallringsprocess som den tretåiga hackspetten är beroende av, inte kan ersättas med efterlämnad hänsyn i skogsbruket (Imbeau &amp; Desrochers, 2002).</w:t>
+      </w:r>
+    </w:p>
+    <w:p>
+      <w:r>
+        <w:t>Permanenta revir av tretåig hackspett karaktäriseras ofta av artens typiska ringformigt ordnade hackmärken på framför allt gamla granar. För att säkerställa att inte revir av tretåig hackspett drabbas av avverkningsplanerna bör en inventering göras i området både under häckningstid och under vintern, då arten utnyttjar betydligt större områden än under sommarens häckningsrevir. Storleken på häckningsreviret varierar med skogstypen, förekomsten av död ved och graden av fragmentering, men är i allmänhet i storleksordningen 25–100 hektar (SLU Artdatabanken, 2024; Skogsstyrelsen, 2016).</w:t>
+      </w:r>
+    </w:p>
+    <w:p>
+      <w:r>
+        <w:t xml:space="preserve">Förutom fridlysning enligt §4 Artskyddsförordningen är tretåig hackspett även förtecknad i EU:s fågeldirektiv bilaga 1. Den är typisk art för </w:t>
+      </w:r>
+      <w:r>
+        <w:rPr>
+          <w:i/>
+        </w:rPr>
+        <w:t xml:space="preserve">9010 Taiga, 9740 Skogsbevuxen myr, 9030 Landhöjningsskog </w:t>
+      </w:r>
+      <w:r>
+        <w:t xml:space="preserve">och </w:t>
+      </w:r>
+      <w:r>
+        <w:rPr>
+          <w:i/>
+        </w:rPr>
+        <w:t>9040 Fjällbjörkskog</w:t>
+      </w:r>
+      <w:r>
+        <w:t xml:space="preserve"> samt ingår i Natura 2000 och är förtecknad i Bernkonventionen bilaga II (strikt skyddade djurarter) (SLU Artdatabanken, 2024; Skogsstyrelsen, 2016).</w:t>
+      </w:r>
+    </w:p>
+    <w:p>
+      <w:pPr>
+        <w:pStyle w:val="Heading2"/>
+      </w:pPr>
+      <w:r>
+        <w:t>Referenser – tretåig hackspett</w:t>
+      </w:r>
+    </w:p>
+    <w:p>
+      <w:r>
+        <w:t xml:space="preserve">Amcoff, M. &amp; Eriksson, P. 1996. </w:t>
+      </w:r>
+      <w:r>
+        <w:rPr>
+          <w:i/>
+        </w:rPr>
+        <w:t xml:space="preserve">Förekomst av tretåig hackspett Picoides tridactylus på bestånds- och landskapsnivå. </w:t>
+      </w:r>
+      <w:r>
+        <w:t>Ornis Svecica 6: 107–119.</w:t>
+      </w:r>
+    </w:p>
+    <w:p>
+      <w:r>
+        <w:t xml:space="preserve">Butler, R., Angelstam, P., Ekelund, P. &amp; Schlaeffer, R. 2004. </w:t>
+      </w:r>
+      <w:r>
+        <w:rPr>
+          <w:i/>
+        </w:rPr>
+        <w:t xml:space="preserve">Dead wood threshold values for the three-toed woodpecker presence in boreal and sub-Alpine forest. </w:t>
+      </w:r>
+      <w:r>
+        <w:t>Biological conservation 119(3): 305–318.</w:t>
+      </w:r>
+    </w:p>
+    <w:p>
+      <w:r>
+        <w:t xml:space="preserve">Imbeau, L. &amp; Desrochers, A. 2002. </w:t>
+      </w:r>
+      <w:r>
+        <w:rPr>
+          <w:i/>
+        </w:rPr>
+        <w:t xml:space="preserve">Foraging Ecology and Use of Drumming Trees by Three-Toed Woodpeckers. </w:t>
+      </w:r>
+      <w:r>
+        <w:t>The Journal of Wildlife Management. Vol. 66, No. 1 (Jan., 2002), pp. 222–231.</w:t>
+      </w:r>
+    </w:p>
+    <w:p>
+      <w:r>
+        <w:t xml:space="preserve">Pakkala, T., Hanski, I. &amp; Tomppo, E. 2002. </w:t>
+      </w:r>
+      <w:r>
+        <w:rPr>
+          <w:i/>
+        </w:rPr>
+        <w:t xml:space="preserve">Spatial ecology of the three-toed woodpecker in managed forest landscapes. </w:t>
+      </w:r>
+      <w:r>
+        <w:t>Silva Fennica 36(1): 279–288.</w:t>
+      </w:r>
+    </w:p>
+    <w:p>
+      <w:r>
+        <w:t xml:space="preserve">Skogsstyrelsen, 2016. </w:t>
+      </w:r>
+      <w:r>
+        <w:rPr>
+          <w:i/>
+        </w:rPr>
+        <w:t>Vägledning för hänsyn till fåglar – Tretåig hackspett.</w:t>
+      </w:r>
+    </w:p>
+    <w:p>
+      <w:r>
+        <w:t xml:space="preserve">SLU Artdatabanken, 2024. </w:t>
+      </w:r>
+      <w:r>
+        <w:rPr>
+          <w:i/>
+        </w:rPr>
+        <w:t xml:space="preserve">Artfaktablad. Naturvård – artfakta. </w:t>
+      </w:r>
+      <w:r>
+        <w:t>SLU Artdatabanken, Uppsala.</w:t>
+      </w:r>
+    </w:p>
+    <w:p>
+      <w:r>
+        <w:t xml:space="preserve">Stachura-Skierczynska, K., Tumiel, T. &amp; Skierczynski, M. 2009. </w:t>
+      </w:r>
+      <w:r>
+        <w:rPr>
+          <w:i/>
+        </w:rPr>
+        <w:t xml:space="preserve">Habitat prediction model for three-toed woodpecker and its implications for the conservation of biologically valuable forests. </w:t>
+      </w:r>
+      <w:r>
+        <w:t>Forest Ecology and Management 258(5): 697–703.</w:t>
+      </w:r>
+    </w:p>
+    <w:p>
+      <w:r>
+        <w:t xml:space="preserve">Virkkala, R. 1991. </w:t>
+      </w:r>
+      <w:r>
+        <w:rPr>
+          <w:i/>
+        </w:rPr>
+        <w:t xml:space="preserve">Population trends of forest birds in a Finnish Lapland landscape of large habitat blocks – Consequences of stochastic environmental variation or regional habitat alteration. </w:t>
+      </w:r>
+      <w:r>
+        <w:t>Biological conservation 56(2): 223–240.</w:t>
+      </w:r>
+    </w:p>
+    <w:p>
+      <w:r>
+        <w:t xml:space="preserve">Wesolowski, T., Czeszczewik, D. &amp; Rowinski, P. 2005. </w:t>
+      </w:r>
+      <w:r>
+        <w:rPr>
+          <w:i/>
+        </w:rPr>
+        <w:t xml:space="preserve">Effects of forest management on Three-toed Woodpecker Picoides tridactylus distribution in the Bialowieza Forest (NE Poland): conservation implications. </w:t>
+      </w:r>
+      <w:r>
+        <w:t>Acta Ornithologica 40(1): 53–60.</w:t>
       </w:r>
     </w:p>
     <w:sectPr>
@@ -632,7 +955,7 @@
 </file>
 
 <file path=word/endnotes.xml><?xml version="1.0" encoding="utf-8"?>
-<w:endnotes xmlns:wpc="http://schemas.microsoft.com/office/word/2010/wordprocessingCanvas" xmlns:cx="http://schemas.microsoft.com/office/drawing/2014/chartex" xmlns:cx1="http://schemas.microsoft.com/office/drawing/2015/9/8/chartex" xmlns:cx2="http://schemas.microsoft.com/office/drawing/2015/10/21/chartex" xmlns:cx3="http://schemas.microsoft.com/office/drawing/2016/5/9/chartex" xmlns:cx4="http://schemas.microsoft.com/office/drawing/2016/5/10/chartex" xmlns:cx5="http://schemas.microsoft.com/office/drawing/2016/5/11/chartex" xmlns:cx6="http://schemas.microsoft.com/office/drawing/2016/5/12/chartex" xmlns:cx7="http://schemas.microsoft.com/office/drawing/2016/5/13/chartex" xmlns:cx8="http://schemas.microsoft.com/office/drawing/2016/5/14/chartex" xmlns:mc="http://schemas.openxmlformats.org/markup-compatibility/2006" xmlns:aink="http://schemas.microsoft.com/office/drawing/2016/ink" xmlns:am3d="http://schemas.microsoft.com/office/drawing/2017/model3d" xmlns:o="urn:schemas-microsoft-com:office:office" xmlns:oel="http://schemas.microsoft.com/office/2019/extlst" xmlns:r="http://schemas.openxmlformats.org/officeDocument/2006/relationships" xmlns:m="http://schemas.openxmlformats.org/officeDocument/2006/math" xmlns:v="urn:schemas-microsoft-com:vml" xmlns:wp14="http://schemas.microsoft.com/office/word/2010/wordprocessingDrawing" xmlns:wp="http://schemas.openxmlformats.org/drawingml/2006/wordprocessingDrawing" xmlns:w10="urn:schemas-microsoft-com:office:word" xmlns:w="http://schemas.openxmlformats.org/wordprocessingml/2006/main" xmlns:w14="http://schemas.microsoft.com/office/word/2010/wordml" xmlns:w15="http://schemas.microsoft.com/office/word/2012/wordml" xmlns:w16cex="http://schemas.microsoft.com/office/word/2018/wordml/cex" xmlns:w16cid="http://schemas.microsoft.com/office/word/2016/wordml/cid" xmlns:w16="http://schemas.microsoft.com/office/word/2018/wordml" xmlns:w16sdtdh="http://schemas.microsoft.com/office/word/2020/wordml/sdtdatahash" xmlns:w16se="http://schemas.microsoft.com/office/word/2015/wordml/symex" xmlns:wpg="http://schemas.microsoft.com/office/word/2010/wordprocessingGroup" xmlns:wpi="http://schemas.microsoft.com/office/word/2010/wordprocessingInk" xmlns:wne="http://schemas.microsoft.com/office/word/2006/wordml" xmlns:wps="http://schemas.microsoft.com/office/word/2010/wordprocessingShape" mc:Ignorable="w14 w15 w16se w16cid w16 w16cex w16sdtdh wp14">
+<w:endnotes xmlns:wpc="http://schemas.microsoft.com/office/word/2010/wordprocessingCanvas" xmlns:cx="http://schemas.microsoft.com/office/drawing/2014/chartex" xmlns:cx1="http://schemas.microsoft.com/office/drawing/2015/9/8/chartex" xmlns:cx2="http://schemas.microsoft.com/office/drawing/2015/10/21/chartex" xmlns:cx3="http://schemas.microsoft.com/office/drawing/2016/5/9/chartex" xmlns:cx4="http://schemas.microsoft.com/office/drawing/2016/5/10/chartex" xmlns:cx5="http://schemas.microsoft.com/office/drawing/2016/5/11/chartex" xmlns:cx6="http://schemas.microsoft.com/office/drawing/2016/5/12/chartex" xmlns:cx7="http://schemas.microsoft.com/office/drawing/2016/5/13/chartex" xmlns:cx8="http://schemas.microsoft.com/office/drawing/2016/5/14/chartex" xmlns:mc="http://schemas.openxmlformats.org/markup-compatibility/2006" xmlns:aink="http://schemas.microsoft.com/office/drawing/2016/ink" xmlns:am3d="http://schemas.microsoft.com/office/drawing/2017/model3d" xmlns:o="urn:schemas-microsoft-com:office:office" xmlns:oel="http://schemas.microsoft.com/office/2019/extlst" xmlns:r="http://schemas.openxmlformats.org/officeDocument/2006/relationships" xmlns:m="http://schemas.openxmlformats.org/officeDocument/2006/math" xmlns:v="urn:schemas-microsoft-com:vml" xmlns:wp14="http://schemas.microsoft.com/office/word/2010/wordprocessingDrawing" xmlns:wp="http://schemas.openxmlformats.org/drawingml/2006/wordprocessingDrawing" xmlns:w10="urn:schemas-microsoft-com:office:word" xmlns:w="http://schemas.openxmlformats.org/wordprocessingml/2006/main" xmlns:w14="http://schemas.microsoft.com/office/word/2010/wordml" xmlns:w15="http://schemas.microsoft.com/office/word/2012/wordml" xmlns:w16cex="http://schemas.microsoft.com/office/word/2018/wordml/cex" xmlns:w16cid="http://schemas.microsoft.com/office/word/2016/wordml/cid" xmlns:w16="http://schemas.microsoft.com/office/word/2018/wordml" xmlns:w16du="http://schemas.microsoft.com/office/word/2023/wordml/word16du" xmlns:w16sdtdh="http://schemas.microsoft.com/office/word/2020/wordml/sdtdatahash" xmlns:w16sdtfl="http://schemas.microsoft.com/office/word/2024/wordml/sdtformatlock" xmlns:w16se="http://schemas.microsoft.com/office/word/2015/wordml/symex" xmlns:wpg="http://schemas.microsoft.com/office/word/2010/wordprocessingGroup" xmlns:wpi="http://schemas.microsoft.com/office/word/2010/wordprocessingInk" xmlns:wne="http://schemas.microsoft.com/office/word/2006/wordml" xmlns:wps="http://schemas.microsoft.com/office/word/2010/wordprocessingShape" mc:Ignorable="w14 w15 w16se w16cid w16 w16cex w16sdtdh w16sdtfl w16du wp14">
   <w:endnote w:type="separator" w:id="-1">
     <w:p>
       <w:pPr>
@@ -657,7 +980,7 @@
 </file>
 
 <file path=word/footer1.xml><?xml version="1.0" encoding="utf-8"?>
-<w:ftr xmlns:wpc="http://schemas.microsoft.com/office/word/2010/wordprocessingCanvas" xmlns:cx="http://schemas.microsoft.com/office/drawing/2014/chartex" xmlns:cx1="http://schemas.microsoft.com/office/drawing/2015/9/8/chartex" xmlns:cx2="http://schemas.microsoft.com/office/drawing/2015/10/21/chartex" xmlns:cx3="http://schemas.microsoft.com/office/drawing/2016/5/9/chartex" xmlns:cx4="http://schemas.microsoft.com/office/drawing/2016/5/10/chartex" xmlns:cx5="http://schemas.microsoft.com/office/drawing/2016/5/11/chartex" xmlns:cx6="http://schemas.microsoft.com/office/drawing/2016/5/12/chartex" xmlns:cx7="http://schemas.microsoft.com/office/drawing/2016/5/13/chartex" xmlns:cx8="http://schemas.microsoft.com/office/drawing/2016/5/14/chartex" xmlns:mc="http://schemas.openxmlformats.org/markup-compatibility/2006" xmlns:aink="http://schemas.microsoft.com/office/drawing/2016/ink" xmlns:am3d="http://schemas.microsoft.com/office/drawing/2017/model3d" xmlns:o="urn:schemas-microsoft-com:office:office" xmlns:oel="http://schemas.microsoft.com/office/2019/extlst" xmlns:r="http://schemas.openxmlformats.org/officeDocument/2006/relationships" xmlns:m="http://schemas.openxmlformats.org/officeDocument/2006/math" xmlns:v="urn:schemas-microsoft-com:vml" xmlns:wp14="http://schemas.microsoft.com/office/word/2010/wordprocessingDrawing" xmlns:wp="http://schemas.openxmlformats.org/drawingml/2006/wordprocessingDrawing" xmlns:w10="urn:schemas-microsoft-com:office:word" xmlns:w="http://schemas.openxmlformats.org/wordprocessingml/2006/main" xmlns:w14="http://schemas.microsoft.com/office/word/2010/wordml" xmlns:w15="http://schemas.microsoft.com/office/word/2012/wordml" xmlns:w16cex="http://schemas.microsoft.com/office/word/2018/wordml/cex" xmlns:w16cid="http://schemas.microsoft.com/office/word/2016/wordml/cid" xmlns:w16="http://schemas.microsoft.com/office/word/2018/wordml" xmlns:w16sdtdh="http://schemas.microsoft.com/office/word/2020/wordml/sdtdatahash" xmlns:w16se="http://schemas.microsoft.com/office/word/2015/wordml/symex" xmlns:wpg="http://schemas.microsoft.com/office/word/2010/wordprocessingGroup" xmlns:wpi="http://schemas.microsoft.com/office/word/2010/wordprocessingInk" xmlns:wne="http://schemas.microsoft.com/office/word/2006/wordml" xmlns:wps="http://schemas.microsoft.com/office/word/2010/wordprocessingShape" mc:Ignorable="w14 w15 w16se w16cid w16 w16cex w16sdtdh wp14">
+<w:ftr xmlns:wpc="http://schemas.microsoft.com/office/word/2010/wordprocessingCanvas" xmlns:cx="http://schemas.microsoft.com/office/drawing/2014/chartex" xmlns:cx1="http://schemas.microsoft.com/office/drawing/2015/9/8/chartex" xmlns:cx2="http://schemas.microsoft.com/office/drawing/2015/10/21/chartex" xmlns:cx3="http://schemas.microsoft.com/office/drawing/2016/5/9/chartex" xmlns:cx4="http://schemas.microsoft.com/office/drawing/2016/5/10/chartex" xmlns:cx5="http://schemas.microsoft.com/office/drawing/2016/5/11/chartex" xmlns:cx6="http://schemas.microsoft.com/office/drawing/2016/5/12/chartex" xmlns:cx7="http://schemas.microsoft.com/office/drawing/2016/5/13/chartex" xmlns:cx8="http://schemas.microsoft.com/office/drawing/2016/5/14/chartex" xmlns:mc="http://schemas.openxmlformats.org/markup-compatibility/2006" xmlns:aink="http://schemas.microsoft.com/office/drawing/2016/ink" xmlns:am3d="http://schemas.microsoft.com/office/drawing/2017/model3d" xmlns:o="urn:schemas-microsoft-com:office:office" xmlns:oel="http://schemas.microsoft.com/office/2019/extlst" xmlns:r="http://schemas.openxmlformats.org/officeDocument/2006/relationships" xmlns:m="http://schemas.openxmlformats.org/officeDocument/2006/math" xmlns:v="urn:schemas-microsoft-com:vml" xmlns:wp14="http://schemas.microsoft.com/office/word/2010/wordprocessingDrawing" xmlns:wp="http://schemas.openxmlformats.org/drawingml/2006/wordprocessingDrawing" xmlns:w10="urn:schemas-microsoft-com:office:word" xmlns:w="http://schemas.openxmlformats.org/wordprocessingml/2006/main" xmlns:w14="http://schemas.microsoft.com/office/word/2010/wordml" xmlns:w15="http://schemas.microsoft.com/office/word/2012/wordml" xmlns:w16cex="http://schemas.microsoft.com/office/word/2018/wordml/cex" xmlns:w16cid="http://schemas.microsoft.com/office/word/2016/wordml/cid" xmlns:w16="http://schemas.microsoft.com/office/word/2018/wordml" xmlns:w16du="http://schemas.microsoft.com/office/word/2023/wordml/word16du" xmlns:w16sdtdh="http://schemas.microsoft.com/office/word/2020/wordml/sdtdatahash" xmlns:w16sdtfl="http://schemas.microsoft.com/office/word/2024/wordml/sdtformatlock" xmlns:w16se="http://schemas.microsoft.com/office/word/2015/wordml/symex" xmlns:wpg="http://schemas.microsoft.com/office/word/2010/wordprocessingGroup" xmlns:wpi="http://schemas.microsoft.com/office/word/2010/wordprocessingInk" xmlns:wne="http://schemas.microsoft.com/office/word/2006/wordml" xmlns:wps="http://schemas.microsoft.com/office/word/2010/wordprocessingShape" mc:Ignorable="w14 w15 w16se w16cid w16 w16cex w16sdtdh w16sdtfl w16du wp14">
   <w:p>
     <w:pPr>
       <w:pStyle w:val="Footer"/>
@@ -667,7 +990,7 @@
 </file>
 
 <file path=word/footer2.xml><?xml version="1.0" encoding="utf-8"?>
-<w:ftr xmlns:wpc="http://schemas.microsoft.com/office/word/2010/wordprocessingCanvas" xmlns:cx="http://schemas.microsoft.com/office/drawing/2014/chartex" xmlns:cx1="http://schemas.microsoft.com/office/drawing/2015/9/8/chartex" xmlns:cx2="http://schemas.microsoft.com/office/drawing/2015/10/21/chartex" xmlns:cx3="http://schemas.microsoft.com/office/drawing/2016/5/9/chartex" xmlns:cx4="http://schemas.microsoft.com/office/drawing/2016/5/10/chartex" xmlns:cx5="http://schemas.microsoft.com/office/drawing/2016/5/11/chartex" xmlns:cx6="http://schemas.microsoft.com/office/drawing/2016/5/12/chartex" xmlns:cx7="http://schemas.microsoft.com/office/drawing/2016/5/13/chartex" xmlns:cx8="http://schemas.microsoft.com/office/drawing/2016/5/14/chartex" xmlns:mc="http://schemas.openxmlformats.org/markup-compatibility/2006" xmlns:aink="http://schemas.microsoft.com/office/drawing/2016/ink" xmlns:am3d="http://schemas.microsoft.com/office/drawing/2017/model3d" xmlns:o="urn:schemas-microsoft-com:office:office" xmlns:oel="http://schemas.microsoft.com/office/2019/extlst" xmlns:r="http://schemas.openxmlformats.org/officeDocument/2006/relationships" xmlns:m="http://schemas.openxmlformats.org/officeDocument/2006/math" xmlns:v="urn:schemas-microsoft-com:vml" xmlns:wp14="http://schemas.microsoft.com/office/word/2010/wordprocessingDrawing" xmlns:wp="http://schemas.openxmlformats.org/drawingml/2006/wordprocessingDrawing" xmlns:w10="urn:schemas-microsoft-com:office:word" xmlns:w="http://schemas.openxmlformats.org/wordprocessingml/2006/main" xmlns:w14="http://schemas.microsoft.com/office/word/2010/wordml" xmlns:w15="http://schemas.microsoft.com/office/word/2012/wordml" xmlns:w16cex="http://schemas.microsoft.com/office/word/2018/wordml/cex" xmlns:w16cid="http://schemas.microsoft.com/office/word/2016/wordml/cid" xmlns:w16="http://schemas.microsoft.com/office/word/2018/wordml" xmlns:w16sdtdh="http://schemas.microsoft.com/office/word/2020/wordml/sdtdatahash" xmlns:w16se="http://schemas.microsoft.com/office/word/2015/wordml/symex" xmlns:wpg="http://schemas.microsoft.com/office/word/2010/wordprocessingGroup" xmlns:wpi="http://schemas.microsoft.com/office/word/2010/wordprocessingInk" xmlns:wne="http://schemas.microsoft.com/office/word/2006/wordml" xmlns:wps="http://schemas.microsoft.com/office/word/2010/wordprocessingShape" mc:Ignorable="w14 w15 w16se w16cid w16 w16cex w16sdtdh wp14">
+<w:ftr xmlns:wpc="http://schemas.microsoft.com/office/word/2010/wordprocessingCanvas" xmlns:cx="http://schemas.microsoft.com/office/drawing/2014/chartex" xmlns:cx1="http://schemas.microsoft.com/office/drawing/2015/9/8/chartex" xmlns:cx2="http://schemas.microsoft.com/office/drawing/2015/10/21/chartex" xmlns:cx3="http://schemas.microsoft.com/office/drawing/2016/5/9/chartex" xmlns:cx4="http://schemas.microsoft.com/office/drawing/2016/5/10/chartex" xmlns:cx5="http://schemas.microsoft.com/office/drawing/2016/5/11/chartex" xmlns:cx6="http://schemas.microsoft.com/office/drawing/2016/5/12/chartex" xmlns:cx7="http://schemas.microsoft.com/office/drawing/2016/5/13/chartex" xmlns:cx8="http://schemas.microsoft.com/office/drawing/2016/5/14/chartex" xmlns:mc="http://schemas.openxmlformats.org/markup-compatibility/2006" xmlns:aink="http://schemas.microsoft.com/office/drawing/2016/ink" xmlns:am3d="http://schemas.microsoft.com/office/drawing/2017/model3d" xmlns:o="urn:schemas-microsoft-com:office:office" xmlns:oel="http://schemas.microsoft.com/office/2019/extlst" xmlns:r="http://schemas.openxmlformats.org/officeDocument/2006/relationships" xmlns:m="http://schemas.openxmlformats.org/officeDocument/2006/math" xmlns:v="urn:schemas-microsoft-com:vml" xmlns:wp14="http://schemas.microsoft.com/office/word/2010/wordprocessingDrawing" xmlns:wp="http://schemas.openxmlformats.org/drawingml/2006/wordprocessingDrawing" xmlns:w10="urn:schemas-microsoft-com:office:word" xmlns:w="http://schemas.openxmlformats.org/wordprocessingml/2006/main" xmlns:w14="http://schemas.microsoft.com/office/word/2010/wordml" xmlns:w15="http://schemas.microsoft.com/office/word/2012/wordml" xmlns:w16cex="http://schemas.microsoft.com/office/word/2018/wordml/cex" xmlns:w16cid="http://schemas.microsoft.com/office/word/2016/wordml/cid" xmlns:w16="http://schemas.microsoft.com/office/word/2018/wordml" xmlns:w16du="http://schemas.microsoft.com/office/word/2023/wordml/word16du" xmlns:w16sdtdh="http://schemas.microsoft.com/office/word/2020/wordml/sdtdatahash" xmlns:w16sdtfl="http://schemas.microsoft.com/office/word/2024/wordml/sdtformatlock" xmlns:w16se="http://schemas.microsoft.com/office/word/2015/wordml/symex" xmlns:wpg="http://schemas.microsoft.com/office/word/2010/wordprocessingGroup" xmlns:wpi="http://schemas.microsoft.com/office/word/2010/wordprocessingInk" xmlns:wne="http://schemas.microsoft.com/office/word/2006/wordml" xmlns:wps="http://schemas.microsoft.com/office/word/2010/wordprocessingShape" mc:Ignorable="w14 w15 w16se w16cid w16 w16cex w16sdtdh w16sdtfl w16du wp14">
   <w:p>
     <w:pPr>
       <w:pStyle w:val="Footer"/>
@@ -677,7 +1000,7 @@
 </file>
 
 <file path=word/footer3.xml><?xml version="1.0" encoding="utf-8"?>
-<w:ftr xmlns:wpc="http://schemas.microsoft.com/office/word/2010/wordprocessingCanvas" xmlns:cx="http://schemas.microsoft.com/office/drawing/2014/chartex" xmlns:cx1="http://schemas.microsoft.com/office/drawing/2015/9/8/chartex" xmlns:cx2="http://schemas.microsoft.com/office/drawing/2015/10/21/chartex" xmlns:cx3="http://schemas.microsoft.com/office/drawing/2016/5/9/chartex" xmlns:cx4="http://schemas.microsoft.com/office/drawing/2016/5/10/chartex" xmlns:cx5="http://schemas.microsoft.com/office/drawing/2016/5/11/chartex" xmlns:cx6="http://schemas.microsoft.com/office/drawing/2016/5/12/chartex" xmlns:cx7="http://schemas.microsoft.com/office/drawing/2016/5/13/chartex" xmlns:cx8="http://schemas.microsoft.com/office/drawing/2016/5/14/chartex" xmlns:mc="http://schemas.openxmlformats.org/markup-compatibility/2006" xmlns:aink="http://schemas.microsoft.com/office/drawing/2016/ink" xmlns:am3d="http://schemas.microsoft.com/office/drawing/2017/model3d" xmlns:o="urn:schemas-microsoft-com:office:office" xmlns:oel="http://schemas.microsoft.com/office/2019/extlst" xmlns:r="http://schemas.openxmlformats.org/officeDocument/2006/relationships" xmlns:m="http://schemas.openxmlformats.org/officeDocument/2006/math" xmlns:v="urn:schemas-microsoft-com:vml" xmlns:wp14="http://schemas.microsoft.com/office/word/2010/wordprocessingDrawing" xmlns:wp="http://schemas.openxmlformats.org/drawingml/2006/wordprocessingDrawing" xmlns:w10="urn:schemas-microsoft-com:office:word" xmlns:w="http://schemas.openxmlformats.org/wordprocessingml/2006/main" xmlns:w14="http://schemas.microsoft.com/office/word/2010/wordml" xmlns:w15="http://schemas.microsoft.com/office/word/2012/wordml" xmlns:w16cex="http://schemas.microsoft.com/office/word/2018/wordml/cex" xmlns:w16cid="http://schemas.microsoft.com/office/word/2016/wordml/cid" xmlns:w16="http://schemas.microsoft.com/office/word/2018/wordml" xmlns:w16sdtdh="http://schemas.microsoft.com/office/word/2020/wordml/sdtdatahash" xmlns:w16se="http://schemas.microsoft.com/office/word/2015/wordml/symex" xmlns:wpg="http://schemas.microsoft.com/office/word/2010/wordprocessingGroup" xmlns:wpi="http://schemas.microsoft.com/office/word/2010/wordprocessingInk" xmlns:wne="http://schemas.microsoft.com/office/word/2006/wordml" xmlns:wps="http://schemas.microsoft.com/office/word/2010/wordprocessingShape" mc:Ignorable="w14 w15 w16se w16cid w16 w16cex w16sdtdh wp14">
+<w:ftr xmlns:wpc="http://schemas.microsoft.com/office/word/2010/wordprocessingCanvas" xmlns:cx="http://schemas.microsoft.com/office/drawing/2014/chartex" xmlns:cx1="http://schemas.microsoft.com/office/drawing/2015/9/8/chartex" xmlns:cx2="http://schemas.microsoft.com/office/drawing/2015/10/21/chartex" xmlns:cx3="http://schemas.microsoft.com/office/drawing/2016/5/9/chartex" xmlns:cx4="http://schemas.microsoft.com/office/drawing/2016/5/10/chartex" xmlns:cx5="http://schemas.microsoft.com/office/drawing/2016/5/11/chartex" xmlns:cx6="http://schemas.microsoft.com/office/drawing/2016/5/12/chartex" xmlns:cx7="http://schemas.microsoft.com/office/drawing/2016/5/13/chartex" xmlns:cx8="http://schemas.microsoft.com/office/drawing/2016/5/14/chartex" xmlns:mc="http://schemas.openxmlformats.org/markup-compatibility/2006" xmlns:aink="http://schemas.microsoft.com/office/drawing/2016/ink" xmlns:am3d="http://schemas.microsoft.com/office/drawing/2017/model3d" xmlns:o="urn:schemas-microsoft-com:office:office" xmlns:oel="http://schemas.microsoft.com/office/2019/extlst" xmlns:r="http://schemas.openxmlformats.org/officeDocument/2006/relationships" xmlns:m="http://schemas.openxmlformats.org/officeDocument/2006/math" xmlns:v="urn:schemas-microsoft-com:vml" xmlns:wp14="http://schemas.microsoft.com/office/word/2010/wordprocessingDrawing" xmlns:wp="http://schemas.openxmlformats.org/drawingml/2006/wordprocessingDrawing" xmlns:w10="urn:schemas-microsoft-com:office:word" xmlns:w="http://schemas.openxmlformats.org/wordprocessingml/2006/main" xmlns:w14="http://schemas.microsoft.com/office/word/2010/wordml" xmlns:w15="http://schemas.microsoft.com/office/word/2012/wordml" xmlns:w16cex="http://schemas.microsoft.com/office/word/2018/wordml/cex" xmlns:w16cid="http://schemas.microsoft.com/office/word/2016/wordml/cid" xmlns:w16="http://schemas.microsoft.com/office/word/2018/wordml" xmlns:w16du="http://schemas.microsoft.com/office/word/2023/wordml/word16du" xmlns:w16sdtdh="http://schemas.microsoft.com/office/word/2020/wordml/sdtdatahash" xmlns:w16sdtfl="http://schemas.microsoft.com/office/word/2024/wordml/sdtformatlock" xmlns:w16se="http://schemas.microsoft.com/office/word/2015/wordml/symex" xmlns:wpg="http://schemas.microsoft.com/office/word/2010/wordprocessingGroup" xmlns:wpi="http://schemas.microsoft.com/office/word/2010/wordprocessingInk" xmlns:wne="http://schemas.microsoft.com/office/word/2006/wordml" xmlns:wps="http://schemas.microsoft.com/office/word/2010/wordprocessingShape" mc:Ignorable="w14 w15 w16se w16cid w16 w16cex w16sdtdh w16sdtfl w16du wp14">
   <w:p>
     <w:pPr>
       <w:pStyle w:val="Footer"/>
@@ -687,7 +1010,7 @@
 </file>
 
 <file path=word/footnotes.xml><?xml version="1.0" encoding="utf-8"?>
-<w:footnotes xmlns:wpc="http://schemas.microsoft.com/office/word/2010/wordprocessingCanvas" xmlns:cx="http://schemas.microsoft.com/office/drawing/2014/chartex" xmlns:cx1="http://schemas.microsoft.com/office/drawing/2015/9/8/chartex" xmlns:cx2="http://schemas.microsoft.com/office/drawing/2015/10/21/chartex" xmlns:cx3="http://schemas.microsoft.com/office/drawing/2016/5/9/chartex" xmlns:cx4="http://schemas.microsoft.com/office/drawing/2016/5/10/chartex" xmlns:cx5="http://schemas.microsoft.com/office/drawing/2016/5/11/chartex" xmlns:cx6="http://schemas.microsoft.com/office/drawing/2016/5/12/chartex" xmlns:cx7="http://schemas.microsoft.com/office/drawing/2016/5/13/chartex" xmlns:cx8="http://schemas.microsoft.com/office/drawing/2016/5/14/chartex" xmlns:mc="http://schemas.openxmlformats.org/markup-compatibility/2006" xmlns:aink="http://schemas.microsoft.com/office/drawing/2016/ink" xmlns:am3d="http://schemas.microsoft.com/office/drawing/2017/model3d" xmlns:o="urn:schemas-microsoft-com:office:office" xmlns:oel="http://schemas.microsoft.com/office/2019/extlst" xmlns:r="http://schemas.openxmlformats.org/officeDocument/2006/relationships" xmlns:m="http://schemas.openxmlformats.org/officeDocument/2006/math" xmlns:v="urn:schemas-microsoft-com:vml" xmlns:wp14="http://schemas.microsoft.com/office/word/2010/wordprocessingDrawing" xmlns:wp="http://schemas.openxmlformats.org/drawingml/2006/wordprocessingDrawing" xmlns:w10="urn:schemas-microsoft-com:office:word" xmlns:w="http://schemas.openxmlformats.org/wordprocessingml/2006/main" xmlns:w14="http://schemas.microsoft.com/office/word/2010/wordml" xmlns:w15="http://schemas.microsoft.com/office/word/2012/wordml" xmlns:w16cex="http://schemas.microsoft.com/office/word/2018/wordml/cex" xmlns:w16cid="http://schemas.microsoft.com/office/word/2016/wordml/cid" xmlns:w16="http://schemas.microsoft.com/office/word/2018/wordml" xmlns:w16sdtdh="http://schemas.microsoft.com/office/word/2020/wordml/sdtdatahash" xmlns:w16se="http://schemas.microsoft.com/office/word/2015/wordml/symex" xmlns:wpg="http://schemas.microsoft.com/office/word/2010/wordprocessingGroup" xmlns:wpi="http://schemas.microsoft.com/office/word/2010/wordprocessingInk" xmlns:wne="http://schemas.microsoft.com/office/word/2006/wordml" xmlns:wps="http://schemas.microsoft.com/office/word/2010/wordprocessingShape" mc:Ignorable="w14 w15 w16se w16cid w16 w16cex w16sdtdh wp14">
+<w:footnotes xmlns:wpc="http://schemas.microsoft.com/office/word/2010/wordprocessingCanvas" xmlns:cx="http://schemas.microsoft.com/office/drawing/2014/chartex" xmlns:cx1="http://schemas.microsoft.com/office/drawing/2015/9/8/chartex" xmlns:cx2="http://schemas.microsoft.com/office/drawing/2015/10/21/chartex" xmlns:cx3="http://schemas.microsoft.com/office/drawing/2016/5/9/chartex" xmlns:cx4="http://schemas.microsoft.com/office/drawing/2016/5/10/chartex" xmlns:cx5="http://schemas.microsoft.com/office/drawing/2016/5/11/chartex" xmlns:cx6="http://schemas.microsoft.com/office/drawing/2016/5/12/chartex" xmlns:cx7="http://schemas.microsoft.com/office/drawing/2016/5/13/chartex" xmlns:cx8="http://schemas.microsoft.com/office/drawing/2016/5/14/chartex" xmlns:mc="http://schemas.openxmlformats.org/markup-compatibility/2006" xmlns:aink="http://schemas.microsoft.com/office/drawing/2016/ink" xmlns:am3d="http://schemas.microsoft.com/office/drawing/2017/model3d" xmlns:o="urn:schemas-microsoft-com:office:office" xmlns:oel="http://schemas.microsoft.com/office/2019/extlst" xmlns:r="http://schemas.openxmlformats.org/officeDocument/2006/relationships" xmlns:m="http://schemas.openxmlformats.org/officeDocument/2006/math" xmlns:v="urn:schemas-microsoft-com:vml" xmlns:wp14="http://schemas.microsoft.com/office/word/2010/wordprocessingDrawing" xmlns:wp="http://schemas.openxmlformats.org/drawingml/2006/wordprocessingDrawing" xmlns:w10="urn:schemas-microsoft-com:office:word" xmlns:w="http://schemas.openxmlformats.org/wordprocessingml/2006/main" xmlns:w14="http://schemas.microsoft.com/office/word/2010/wordml" xmlns:w15="http://schemas.microsoft.com/office/word/2012/wordml" xmlns:w16cex="http://schemas.microsoft.com/office/word/2018/wordml/cex" xmlns:w16cid="http://schemas.microsoft.com/office/word/2016/wordml/cid" xmlns:w16="http://schemas.microsoft.com/office/word/2018/wordml" xmlns:w16du="http://schemas.microsoft.com/office/word/2023/wordml/word16du" xmlns:w16sdtdh="http://schemas.microsoft.com/office/word/2020/wordml/sdtdatahash" xmlns:w16sdtfl="http://schemas.microsoft.com/office/word/2024/wordml/sdtformatlock" xmlns:w16se="http://schemas.microsoft.com/office/word/2015/wordml/symex" xmlns:wpg="http://schemas.microsoft.com/office/word/2010/wordprocessingGroup" xmlns:wpi="http://schemas.microsoft.com/office/word/2010/wordprocessingInk" xmlns:wne="http://schemas.microsoft.com/office/word/2006/wordml" xmlns:wps="http://schemas.microsoft.com/office/word/2010/wordprocessingShape" mc:Ignorable="w14 w15 w16se w16cid w16 w16cex w16sdtdh w16sdtfl w16du wp14">
   <w:footnote w:type="separator" w:id="-1">
     <w:p>
       <w:pPr>
@@ -712,7 +1035,7 @@
 </file>
 
 <file path=word/header1.xml><?xml version="1.0" encoding="utf-8"?>
-<w:hdr xmlns:wpc="http://schemas.microsoft.com/office/word/2010/wordprocessingCanvas" xmlns:cx="http://schemas.microsoft.com/office/drawing/2014/chartex" xmlns:cx1="http://schemas.microsoft.com/office/drawing/2015/9/8/chartex" xmlns:cx2="http://schemas.microsoft.com/office/drawing/2015/10/21/chartex" xmlns:cx3="http://schemas.microsoft.com/office/drawing/2016/5/9/chartex" xmlns:cx4="http://schemas.microsoft.com/office/drawing/2016/5/10/chartex" xmlns:cx5="http://schemas.microsoft.com/office/drawing/2016/5/11/chartex" xmlns:cx6="http://schemas.microsoft.com/office/drawing/2016/5/12/chartex" xmlns:cx7="http://schemas.microsoft.com/office/drawing/2016/5/13/chartex" xmlns:cx8="http://schemas.microsoft.com/office/drawing/2016/5/14/chartex" xmlns:mc="http://schemas.openxmlformats.org/markup-compatibility/2006" xmlns:aink="http://schemas.microsoft.com/office/drawing/2016/ink" xmlns:am3d="http://schemas.microsoft.com/office/drawing/2017/model3d" xmlns:o="urn:schemas-microsoft-com:office:office" xmlns:oel="http://schemas.microsoft.com/office/2019/extlst" xmlns:r="http://schemas.openxmlformats.org/officeDocument/2006/relationships" xmlns:m="http://schemas.openxmlformats.org/officeDocument/2006/math" xmlns:v="urn:schemas-microsoft-com:vml" xmlns:wp14="http://schemas.microsoft.com/office/word/2010/wordprocessingDrawing" xmlns:wp="http://schemas.openxmlformats.org/drawingml/2006/wordprocessingDrawing" xmlns:w10="urn:schemas-microsoft-com:office:word" xmlns:w="http://schemas.openxmlformats.org/wordprocessingml/2006/main" xmlns:w14="http://schemas.microsoft.com/office/word/2010/wordml" xmlns:w15="http://schemas.microsoft.com/office/word/2012/wordml" xmlns:w16cex="http://schemas.microsoft.com/office/word/2018/wordml/cex" xmlns:w16cid="http://schemas.microsoft.com/office/word/2016/wordml/cid" xmlns:w16="http://schemas.microsoft.com/office/word/2018/wordml" xmlns:w16sdtdh="http://schemas.microsoft.com/office/word/2020/wordml/sdtdatahash" xmlns:w16se="http://schemas.microsoft.com/office/word/2015/wordml/symex" xmlns:wpg="http://schemas.microsoft.com/office/word/2010/wordprocessingGroup" xmlns:wpi="http://schemas.microsoft.com/office/word/2010/wordprocessingInk" xmlns:wne="http://schemas.microsoft.com/office/word/2006/wordml" xmlns:wps="http://schemas.microsoft.com/office/word/2010/wordprocessingShape" mc:Ignorable="w14 w15 w16se w16cid w16 w16cex w16sdtdh wp14">
+<w:hdr xmlns:wpc="http://schemas.microsoft.com/office/word/2010/wordprocessingCanvas" xmlns:cx="http://schemas.microsoft.com/office/drawing/2014/chartex" xmlns:cx1="http://schemas.microsoft.com/office/drawing/2015/9/8/chartex" xmlns:cx2="http://schemas.microsoft.com/office/drawing/2015/10/21/chartex" xmlns:cx3="http://schemas.microsoft.com/office/drawing/2016/5/9/chartex" xmlns:cx4="http://schemas.microsoft.com/office/drawing/2016/5/10/chartex" xmlns:cx5="http://schemas.microsoft.com/office/drawing/2016/5/11/chartex" xmlns:cx6="http://schemas.microsoft.com/office/drawing/2016/5/12/chartex" xmlns:cx7="http://schemas.microsoft.com/office/drawing/2016/5/13/chartex" xmlns:cx8="http://schemas.microsoft.com/office/drawing/2016/5/14/chartex" xmlns:mc="http://schemas.openxmlformats.org/markup-compatibility/2006" xmlns:aink="http://schemas.microsoft.com/office/drawing/2016/ink" xmlns:am3d="http://schemas.microsoft.com/office/drawing/2017/model3d" xmlns:o="urn:schemas-microsoft-com:office:office" xmlns:oel="http://schemas.microsoft.com/office/2019/extlst" xmlns:r="http://schemas.openxmlformats.org/officeDocument/2006/relationships" xmlns:m="http://schemas.openxmlformats.org/officeDocument/2006/math" xmlns:v="urn:schemas-microsoft-com:vml" xmlns:wp14="http://schemas.microsoft.com/office/word/2010/wordprocessingDrawing" xmlns:wp="http://schemas.openxmlformats.org/drawingml/2006/wordprocessingDrawing" xmlns:w10="urn:schemas-microsoft-com:office:word" xmlns:w="http://schemas.openxmlformats.org/wordprocessingml/2006/main" xmlns:w14="http://schemas.microsoft.com/office/word/2010/wordml" xmlns:w15="http://schemas.microsoft.com/office/word/2012/wordml" xmlns:w16cex="http://schemas.microsoft.com/office/word/2018/wordml/cex" xmlns:w16cid="http://schemas.microsoft.com/office/word/2016/wordml/cid" xmlns:w16="http://schemas.microsoft.com/office/word/2018/wordml" xmlns:w16du="http://schemas.microsoft.com/office/word/2023/wordml/word16du" xmlns:w16sdtdh="http://schemas.microsoft.com/office/word/2020/wordml/sdtdatahash" xmlns:w16sdtfl="http://schemas.microsoft.com/office/word/2024/wordml/sdtformatlock" xmlns:w16se="http://schemas.microsoft.com/office/word/2015/wordml/symex" xmlns:wpg="http://schemas.microsoft.com/office/word/2010/wordprocessingGroup" xmlns:wpi="http://schemas.microsoft.com/office/word/2010/wordprocessingInk" xmlns:wne="http://schemas.microsoft.com/office/word/2006/wordml" xmlns:wps="http://schemas.microsoft.com/office/word/2010/wordprocessingShape" mc:Ignorable="w14 w15 w16se w16cid w16 w16cex w16sdtdh w16sdtfl w16du wp14">
   <w:p>
     <w:pPr>
       <w:pStyle w:val="Header"/>
@@ -722,7 +1045,7 @@
 </file>
 
 <file path=word/header2.xml><?xml version="1.0" encoding="utf-8"?>
-<w:hdr xmlns:wpc="http://schemas.microsoft.com/office/word/2010/wordprocessingCanvas" xmlns:cx="http://schemas.microsoft.com/office/drawing/2014/chartex" xmlns:cx1="http://schemas.microsoft.com/office/drawing/2015/9/8/chartex" xmlns:cx2="http://schemas.microsoft.com/office/drawing/2015/10/21/chartex" xmlns:cx3="http://schemas.microsoft.com/office/drawing/2016/5/9/chartex" xmlns:cx4="http://schemas.microsoft.com/office/drawing/2016/5/10/chartex" xmlns:cx5="http://schemas.microsoft.com/office/drawing/2016/5/11/chartex" xmlns:cx6="http://schemas.microsoft.com/office/drawing/2016/5/12/chartex" xmlns:cx7="http://schemas.microsoft.com/office/drawing/2016/5/13/chartex" xmlns:cx8="http://schemas.microsoft.com/office/drawing/2016/5/14/chartex" xmlns:mc="http://schemas.openxmlformats.org/markup-compatibility/2006" xmlns:aink="http://schemas.microsoft.com/office/drawing/2016/ink" xmlns:am3d="http://schemas.microsoft.com/office/drawing/2017/model3d" xmlns:o="urn:schemas-microsoft-com:office:office" xmlns:oel="http://schemas.microsoft.com/office/2019/extlst" xmlns:r="http://schemas.openxmlformats.org/officeDocument/2006/relationships" xmlns:m="http://schemas.openxmlformats.org/officeDocument/2006/math" xmlns:v="urn:schemas-microsoft-com:vml" xmlns:wp14="http://schemas.microsoft.com/office/word/2010/wordprocessingDrawing" xmlns:wp="http://schemas.openxmlformats.org/drawingml/2006/wordprocessingDrawing" xmlns:w10="urn:schemas-microsoft-com:office:word" xmlns:w="http://schemas.openxmlformats.org/wordprocessingml/2006/main" xmlns:w14="http://schemas.microsoft.com/office/word/2010/wordml" xmlns:w15="http://schemas.microsoft.com/office/word/2012/wordml" xmlns:w16cex="http://schemas.microsoft.com/office/word/2018/wordml/cex" xmlns:w16cid="http://schemas.microsoft.com/office/word/2016/wordml/cid" xmlns:w16="http://schemas.microsoft.com/office/word/2018/wordml" xmlns:w16sdtdh="http://schemas.microsoft.com/office/word/2020/wordml/sdtdatahash" xmlns:w16se="http://schemas.microsoft.com/office/word/2015/wordml/symex" xmlns:wpg="http://schemas.microsoft.com/office/word/2010/wordprocessingGroup" xmlns:wpi="http://schemas.microsoft.com/office/word/2010/wordprocessingInk" xmlns:wne="http://schemas.microsoft.com/office/word/2006/wordml" xmlns:wps="http://schemas.microsoft.com/office/word/2010/wordprocessingShape" mc:Ignorable="w14 w15 w16se w16cid w16 w16cex w16sdtdh wp14">
+<w:hdr xmlns:wpc="http://schemas.microsoft.com/office/word/2010/wordprocessingCanvas" xmlns:cx="http://schemas.microsoft.com/office/drawing/2014/chartex" xmlns:cx1="http://schemas.microsoft.com/office/drawing/2015/9/8/chartex" xmlns:cx2="http://schemas.microsoft.com/office/drawing/2015/10/21/chartex" xmlns:cx3="http://schemas.microsoft.com/office/drawing/2016/5/9/chartex" xmlns:cx4="http://schemas.microsoft.com/office/drawing/2016/5/10/chartex" xmlns:cx5="http://schemas.microsoft.com/office/drawing/2016/5/11/chartex" xmlns:cx6="http://schemas.microsoft.com/office/drawing/2016/5/12/chartex" xmlns:cx7="http://schemas.microsoft.com/office/drawing/2016/5/13/chartex" xmlns:cx8="http://schemas.microsoft.com/office/drawing/2016/5/14/chartex" xmlns:mc="http://schemas.openxmlformats.org/markup-compatibility/2006" xmlns:aink="http://schemas.microsoft.com/office/drawing/2016/ink" xmlns:am3d="http://schemas.microsoft.com/office/drawing/2017/model3d" xmlns:o="urn:schemas-microsoft-com:office:office" xmlns:oel="http://schemas.microsoft.com/office/2019/extlst" xmlns:r="http://schemas.openxmlformats.org/officeDocument/2006/relationships" xmlns:m="http://schemas.openxmlformats.org/officeDocument/2006/math" xmlns:v="urn:schemas-microsoft-com:vml" xmlns:wp14="http://schemas.microsoft.com/office/word/2010/wordprocessingDrawing" xmlns:wp="http://schemas.openxmlformats.org/drawingml/2006/wordprocessingDrawing" xmlns:w10="urn:schemas-microsoft-com:office:word" xmlns:w="http://schemas.openxmlformats.org/wordprocessingml/2006/main" xmlns:w14="http://schemas.microsoft.com/office/word/2010/wordml" xmlns:w15="http://schemas.microsoft.com/office/word/2012/wordml" xmlns:w16cex="http://schemas.microsoft.com/office/word/2018/wordml/cex" xmlns:w16cid="http://schemas.microsoft.com/office/word/2016/wordml/cid" xmlns:w16="http://schemas.microsoft.com/office/word/2018/wordml" xmlns:w16du="http://schemas.microsoft.com/office/word/2023/wordml/word16du" xmlns:w16sdtdh="http://schemas.microsoft.com/office/word/2020/wordml/sdtdatahash" xmlns:w16sdtfl="http://schemas.microsoft.com/office/word/2024/wordml/sdtformatlock" xmlns:w16se="http://schemas.microsoft.com/office/word/2015/wordml/symex" xmlns:wpg="http://schemas.microsoft.com/office/word/2010/wordprocessingGroup" xmlns:wpi="http://schemas.microsoft.com/office/word/2010/wordprocessingInk" xmlns:wne="http://schemas.microsoft.com/office/word/2006/wordml" xmlns:wps="http://schemas.microsoft.com/office/word/2010/wordprocessingShape" mc:Ignorable="w14 w15 w16se w16cid w16 w16cex w16sdtdh w16sdtfl w16du wp14">
   <w:p>
     <w:pPr>
       <w:pStyle w:val="Header"/>
@@ -733,7 +1056,7 @@
 </file>
 
 <file path=word/header3.xml><?xml version="1.0" encoding="utf-8"?>
-<w:hdr xmlns:wpc="http://schemas.microsoft.com/office/word/2010/wordprocessingCanvas" xmlns:cx="http://schemas.microsoft.com/office/drawing/2014/chartex" xmlns:cx1="http://schemas.microsoft.com/office/drawing/2015/9/8/chartex" xmlns:cx2="http://schemas.microsoft.com/office/drawing/2015/10/21/chartex" xmlns:cx3="http://schemas.microsoft.com/office/drawing/2016/5/9/chartex" xmlns:cx4="http://schemas.microsoft.com/office/drawing/2016/5/10/chartex" xmlns:cx5="http://schemas.microsoft.com/office/drawing/2016/5/11/chartex" xmlns:cx6="http://schemas.microsoft.com/office/drawing/2016/5/12/chartex" xmlns:cx7="http://schemas.microsoft.com/office/drawing/2016/5/13/chartex" xmlns:cx8="http://schemas.microsoft.com/office/drawing/2016/5/14/chartex" xmlns:mc="http://schemas.openxmlformats.org/markup-compatibility/2006" xmlns:aink="http://schemas.microsoft.com/office/drawing/2016/ink" xmlns:am3d="http://schemas.microsoft.com/office/drawing/2017/model3d" xmlns:o="urn:schemas-microsoft-com:office:office" xmlns:oel="http://schemas.microsoft.com/office/2019/extlst" xmlns:r="http://schemas.openxmlformats.org/officeDocument/2006/relationships" xmlns:m="http://schemas.openxmlformats.org/officeDocument/2006/math" xmlns:v="urn:schemas-microsoft-com:vml" xmlns:wp14="http://schemas.microsoft.com/office/word/2010/wordprocessingDrawing" xmlns:wp="http://schemas.openxmlformats.org/drawingml/2006/wordprocessingDrawing" xmlns:w10="urn:schemas-microsoft-com:office:word" xmlns:w="http://schemas.openxmlformats.org/wordprocessingml/2006/main" xmlns:w14="http://schemas.microsoft.com/office/word/2010/wordml" xmlns:w15="http://schemas.microsoft.com/office/word/2012/wordml" xmlns:w16cex="http://schemas.microsoft.com/office/word/2018/wordml/cex" xmlns:w16cid="http://schemas.microsoft.com/office/word/2016/wordml/cid" xmlns:w16="http://schemas.microsoft.com/office/word/2018/wordml" xmlns:w16sdtdh="http://schemas.microsoft.com/office/word/2020/wordml/sdtdatahash" xmlns:w16se="http://schemas.microsoft.com/office/word/2015/wordml/symex" xmlns:wpg="http://schemas.microsoft.com/office/word/2010/wordprocessingGroup" xmlns:wpi="http://schemas.microsoft.com/office/word/2010/wordprocessingInk" xmlns:wne="http://schemas.microsoft.com/office/word/2006/wordml" xmlns:wps="http://schemas.microsoft.com/office/word/2010/wordprocessingShape" mc:Ignorable="w14 w15 w16se w16cid w16 w16cex w16sdtdh wp14">
+<w:hdr xmlns:wpc="http://schemas.microsoft.com/office/word/2010/wordprocessingCanvas" xmlns:cx="http://schemas.microsoft.com/office/drawing/2014/chartex" xmlns:cx1="http://schemas.microsoft.com/office/drawing/2015/9/8/chartex" xmlns:cx2="http://schemas.microsoft.com/office/drawing/2015/10/21/chartex" xmlns:cx3="http://schemas.microsoft.com/office/drawing/2016/5/9/chartex" xmlns:cx4="http://schemas.microsoft.com/office/drawing/2016/5/10/chartex" xmlns:cx5="http://schemas.microsoft.com/office/drawing/2016/5/11/chartex" xmlns:cx6="http://schemas.microsoft.com/office/drawing/2016/5/12/chartex" xmlns:cx7="http://schemas.microsoft.com/office/drawing/2016/5/13/chartex" xmlns:cx8="http://schemas.microsoft.com/office/drawing/2016/5/14/chartex" xmlns:mc="http://schemas.openxmlformats.org/markup-compatibility/2006" xmlns:aink="http://schemas.microsoft.com/office/drawing/2016/ink" xmlns:am3d="http://schemas.microsoft.com/office/drawing/2017/model3d" xmlns:o="urn:schemas-microsoft-com:office:office" xmlns:oel="http://schemas.microsoft.com/office/2019/extlst" xmlns:r="http://schemas.openxmlformats.org/officeDocument/2006/relationships" xmlns:m="http://schemas.openxmlformats.org/officeDocument/2006/math" xmlns:v="urn:schemas-microsoft-com:vml" xmlns:wp14="http://schemas.microsoft.com/office/word/2010/wordprocessingDrawing" xmlns:wp="http://schemas.openxmlformats.org/drawingml/2006/wordprocessingDrawing" xmlns:w10="urn:schemas-microsoft-com:office:word" xmlns:w="http://schemas.openxmlformats.org/wordprocessingml/2006/main" xmlns:w14="http://schemas.microsoft.com/office/word/2010/wordml" xmlns:w15="http://schemas.microsoft.com/office/word/2012/wordml" xmlns:w16cex="http://schemas.microsoft.com/office/word/2018/wordml/cex" xmlns:w16cid="http://schemas.microsoft.com/office/word/2016/wordml/cid" xmlns:w16="http://schemas.microsoft.com/office/word/2018/wordml" xmlns:w16du="http://schemas.microsoft.com/office/word/2023/wordml/word16du" xmlns:w16sdtdh="http://schemas.microsoft.com/office/word/2020/wordml/sdtdatahash" xmlns:w16sdtfl="http://schemas.microsoft.com/office/word/2024/wordml/sdtformatlock" xmlns:w16se="http://schemas.microsoft.com/office/word/2015/wordml/symex" xmlns:wpg="http://schemas.microsoft.com/office/word/2010/wordprocessingGroup" xmlns:wpi="http://schemas.microsoft.com/office/word/2010/wordprocessingInk" xmlns:wne="http://schemas.microsoft.com/office/word/2006/wordml" xmlns:wps="http://schemas.microsoft.com/office/word/2010/wordprocessingShape" mc:Ignorable="w14 w15 w16se w16cid w16 w16cex w16sdtdh w16sdtfl w16du wp14">
   <w:p>
     <w:pPr>
       <w:pStyle w:val="Header"/>
@@ -742,7 +1065,7 @@
     <w:r>
       <w:tab/>
       <w:tab/>
-      <w:t>2026-06-17</w:t>
+      <w:t>2026-06-18</w:t>
       <w:br/>
       <w:br/>
     </w:r>
@@ -759,7 +1082,7 @@
 </file>
 
 <file path=word/numbering.xml><?xml version="1.0" encoding="utf-8"?>
-<w:numbering xmlns:wpc="http://schemas.microsoft.com/office/word/2010/wordprocessingCanvas" xmlns:cx="http://schemas.microsoft.com/office/drawing/2014/chartex" xmlns:cx1="http://schemas.microsoft.com/office/drawing/2015/9/8/chartex" xmlns:cx2="http://schemas.microsoft.com/office/drawing/2015/10/21/chartex" xmlns:cx3="http://schemas.microsoft.com/office/drawing/2016/5/9/chartex" xmlns:cx4="http://schemas.microsoft.com/office/drawing/2016/5/10/chartex" xmlns:cx5="http://schemas.microsoft.com/office/drawing/2016/5/11/chartex" xmlns:cx6="http://schemas.microsoft.com/office/drawing/2016/5/12/chartex" xmlns:cx7="http://schemas.microsoft.com/office/drawing/2016/5/13/chartex" xmlns:cx8="http://schemas.microsoft.com/office/drawing/2016/5/14/chartex" xmlns:mc="http://schemas.openxmlformats.org/markup-compatibility/2006" xmlns:aink="http://schemas.microsoft.com/office/drawing/2016/ink" xmlns:am3d="http://schemas.microsoft.com/office/drawing/2017/model3d" xmlns:o="urn:schemas-microsoft-com:office:office" xmlns:oel="http://schemas.microsoft.com/office/2019/extlst" xmlns:r="http://schemas.openxmlformats.org/officeDocument/2006/relationships" xmlns:m="http://schemas.openxmlformats.org/officeDocument/2006/math" xmlns:v="urn:schemas-microsoft-com:vml" xmlns:wp14="http://schemas.microsoft.com/office/word/2010/wordprocessingDrawing" xmlns:wp="http://schemas.openxmlformats.org/drawingml/2006/wordprocessingDrawing" xmlns:w10="urn:schemas-microsoft-com:office:word" xmlns:w="http://schemas.openxmlformats.org/wordprocessingml/2006/main" xmlns:w14="http://schemas.microsoft.com/office/word/2010/wordml" xmlns:w15="http://schemas.microsoft.com/office/word/2012/wordml" xmlns:w16cex="http://schemas.microsoft.com/office/word/2018/wordml/cex" xmlns:w16cid="http://schemas.microsoft.com/office/word/2016/wordml/cid" xmlns:w16="http://schemas.microsoft.com/office/word/2018/wordml" xmlns:w16sdtdh="http://schemas.microsoft.com/office/word/2020/wordml/sdtdatahash" xmlns:w16se="http://schemas.microsoft.com/office/word/2015/wordml/symex" xmlns:wpg="http://schemas.microsoft.com/office/word/2010/wordprocessingGroup" xmlns:wpi="http://schemas.microsoft.com/office/word/2010/wordprocessingInk" xmlns:wne="http://schemas.microsoft.com/office/word/2006/wordml" xmlns:wps="http://schemas.microsoft.com/office/word/2010/wordprocessingShape" mc:Ignorable="w14 w15 w16se w16cid w16 w16cex w16sdtdh wp14">
+<w:numbering xmlns:wpc="http://schemas.microsoft.com/office/word/2010/wordprocessingCanvas" xmlns:cx="http://schemas.microsoft.com/office/drawing/2014/chartex" xmlns:cx1="http://schemas.microsoft.com/office/drawing/2015/9/8/chartex" xmlns:cx2="http://schemas.microsoft.com/office/drawing/2015/10/21/chartex" xmlns:cx3="http://schemas.microsoft.com/office/drawing/2016/5/9/chartex" xmlns:cx4="http://schemas.microsoft.com/office/drawing/2016/5/10/chartex" xmlns:cx5="http://schemas.microsoft.com/office/drawing/2016/5/11/chartex" xmlns:cx6="http://schemas.microsoft.com/office/drawing/2016/5/12/chartex" xmlns:cx7="http://schemas.microsoft.com/office/drawing/2016/5/13/chartex" xmlns:cx8="http://schemas.microsoft.com/office/drawing/2016/5/14/chartex" xmlns:mc="http://schemas.openxmlformats.org/markup-compatibility/2006" xmlns:aink="http://schemas.microsoft.com/office/drawing/2016/ink" xmlns:am3d="http://schemas.microsoft.com/office/drawing/2017/model3d" xmlns:o="urn:schemas-microsoft-com:office:office" xmlns:oel="http://schemas.microsoft.com/office/2019/extlst" xmlns:r="http://schemas.openxmlformats.org/officeDocument/2006/relationships" xmlns:m="http://schemas.openxmlformats.org/officeDocument/2006/math" xmlns:v="urn:schemas-microsoft-com:vml" xmlns:wp14="http://schemas.microsoft.com/office/word/2010/wordprocessingDrawing" xmlns:wp="http://schemas.openxmlformats.org/drawingml/2006/wordprocessingDrawing" xmlns:w10="urn:schemas-microsoft-com:office:word" xmlns:w="http://schemas.openxmlformats.org/wordprocessingml/2006/main" xmlns:w14="http://schemas.microsoft.com/office/word/2010/wordml" xmlns:w15="http://schemas.microsoft.com/office/word/2012/wordml" xmlns:w16cex="http://schemas.microsoft.com/office/word/2018/wordml/cex" xmlns:w16cid="http://schemas.microsoft.com/office/word/2016/wordml/cid" xmlns:w16="http://schemas.microsoft.com/office/word/2018/wordml" xmlns:w16du="http://schemas.microsoft.com/office/word/2023/wordml/word16du" xmlns:w16sdtdh="http://schemas.microsoft.com/office/word/2020/wordml/sdtdatahash" xmlns:w16sdtfl="http://schemas.microsoft.com/office/word/2024/wordml/sdtformatlock" xmlns:w16se="http://schemas.microsoft.com/office/word/2015/wordml/symex" xmlns:wpg="http://schemas.microsoft.com/office/word/2010/wordprocessingGroup" xmlns:wpi="http://schemas.microsoft.com/office/word/2010/wordprocessingInk" xmlns:wne="http://schemas.microsoft.com/office/word/2006/wordml" xmlns:wps="http://schemas.microsoft.com/office/word/2010/wordprocessingShape" mc:Ignorable="w14 w15 w16se w16cid w16 w16cex w16sdtdh w16sdtfl w16du wp14">
   <w:abstractNum w:abstractNumId="0" w15:restartNumberingAfterBreak="0">
     <w:nsid w:val="FFFFFF7C"/>
     <w:multiLevelType w:val="singleLevel"/>
@@ -962,7 +1285,7 @@
 </file>
 
 <file path=word/styles.xml><?xml version="1.0" encoding="utf-8"?>
-<w:styles xmlns:mc="http://schemas.openxmlformats.org/markup-compatibility/2006" xmlns:r="http://schemas.openxmlformats.org/officeDocument/2006/relationships" xmlns:w="http://schemas.openxmlformats.org/wordprocessingml/2006/main" xmlns:w14="http://schemas.microsoft.com/office/word/2010/wordml" xmlns:w15="http://schemas.microsoft.com/office/word/2012/wordml" xmlns:w16cex="http://schemas.microsoft.com/office/word/2018/wordml/cex" xmlns:w16cid="http://schemas.microsoft.com/office/word/2016/wordml/cid" xmlns:w16="http://schemas.microsoft.com/office/word/2018/wordml" xmlns:w16sdtdh="http://schemas.microsoft.com/office/word/2020/wordml/sdtdatahash" xmlns:w16se="http://schemas.microsoft.com/office/word/2015/wordml/symex" mc:Ignorable="w14 w15 w16se w16cid w16 w16cex w16sdtdh">
+<w:styles xmlns:mc="http://schemas.openxmlformats.org/markup-compatibility/2006" xmlns:r="http://schemas.openxmlformats.org/officeDocument/2006/relationships" xmlns:w="http://schemas.openxmlformats.org/wordprocessingml/2006/main" xmlns:w14="http://schemas.microsoft.com/office/word/2010/wordml" xmlns:w15="http://schemas.microsoft.com/office/word/2012/wordml" xmlns:w16cex="http://schemas.microsoft.com/office/word/2018/wordml/cex" xmlns:w16cid="http://schemas.microsoft.com/office/word/2016/wordml/cid" xmlns:w16="http://schemas.microsoft.com/office/word/2018/wordml" xmlns:w16du="http://schemas.microsoft.com/office/word/2023/wordml/word16du" xmlns:w16sdtdh="http://schemas.microsoft.com/office/word/2020/wordml/sdtdatahash" xmlns:w16sdtfl="http://schemas.microsoft.com/office/word/2024/wordml/sdtformatlock" xmlns:w16se="http://schemas.microsoft.com/office/word/2015/wordml/symex" mc:Ignorable="w14 w15 w16se w16cid w16 w16cex w16sdtdh w16sdtfl w16du">
   <w:docDefaults>
     <w:rPrDefault>
       <w:rPr>
@@ -1720,7 +2043,7 @@
     <w:link w:val="TitleChar"/>
     <w:uiPriority w:val="10"/>
     <w:qFormat/>
-    <w:rsid w:val="007106C8"/>
+    <w:rsid w:val="00E854FA"/>
     <w:pPr>
       <w:spacing w:after="300" w:line="240" w:lineRule="auto"/>
       <w:contextualSpacing/>
@@ -1730,7 +2053,7 @@
       <w:rFonts w:eastAsiaTheme="majorEastAsia" w:cstheme="majorBidi"/>
       <w:spacing w:val="5"/>
       <w:kern w:val="28"/>
-      <w:sz w:val="52"/>
+      <w:sz w:val="40"/>
       <w:szCs w:val="52"/>
       <w:lang w:val="sv-SE" w:eastAsia="en-US" w:bidi="ar-SA"/>
     </w:rPr>
@@ -1740,12 +2063,12 @@
     <w:basedOn w:val="DefaultParagraphFont"/>
     <w:link w:val="Title"/>
     <w:uiPriority w:val="10"/>
-    <w:rsid w:val="007106C8"/>
+    <w:rsid w:val="00E854FA"/>
     <w:rPr>
       <w:rFonts w:ascii="Times New Roman" w:eastAsiaTheme="majorEastAsia" w:hAnsi="Times New Roman" w:cstheme="majorBidi"/>
       <w:spacing w:val="5"/>
       <w:kern w:val="28"/>
-      <w:sz w:val="52"/>
+      <w:sz w:val="40"/>
       <w:szCs w:val="52"/>
       <w:lang w:val="sv-SE" w:eastAsia="en-US" w:bidi="ar-SA"/>
     </w:rPr>

--- a/klagomål/A 21919-2026 FSC-klagomål.docx
+++ b/klagomål/A 21919-2026 FSC-klagomål.docx
@@ -1065,7 +1065,7 @@
     <w:r>
       <w:tab/>
       <w:tab/>
-      <w:t>2026-06-18</w:t>
+      <w:t>2026-06-19</w:t>
       <w:br/>
       <w:br/>
     </w:r>

--- a/klagomål/A 21919-2026 FSC-klagomål.docx
+++ b/klagomål/A 21919-2026 FSC-klagomål.docx
@@ -1065,7 +1065,7 @@
     <w:r>
       <w:tab/>
       <w:tab/>
-      <w:t>2026-06-19</w:t>
+      <w:t>2026-06-20</w:t>
       <w:br/>
       <w:br/>
     </w:r>

--- a/klagomål/A 21919-2026 FSC-klagomål.docx
+++ b/klagomål/A 21919-2026 FSC-klagomål.docx
@@ -168,38 +168,7 @@
     </w:p>
     <w:p>
       <w:r>
-        <w:t>Detta dokument behandlar höga naturvärden i avverkningsanmälan A 21919-2026 i Orsa kommun som inkom 2026-05-08 och omfattar 12,4 ha.</w:t>
-      </w:r>
-    </w:p>
-    <w:p>
-      <w:r>
-        <w:t>Nedan presenteras fynd av naturvårdsarter och fridlysta arter som gjorts i det avverkningsanmälda området, samt relevanta utdrag ur standarderna för FSC, Chain of Custody, Controlled Wood och PEFC. I BILAGA 1 finns artfakta om fridlysta arter.</w:t>
-      </w:r>
-    </w:p>
-    <w:p>
-      <w:r>
-        <w:t>Vi förväntar oss att ni återkommer med ett skriftligt svar på vårt klagomål och även beskriver vilka korrigerande åtgärder ni satt in för att rätta till identifierade brister i er efterlevnad av den svenska FSC standarden.</w:t>
-      </w:r>
-    </w:p>
-    <w:p>
-      <w:pPr>
-        <w:pStyle w:val="Heading1"/>
-      </w:pPr>
-      <w:r>
-        <w:t>Naturvårdsarter</w:t>
-      </w:r>
-    </w:p>
-    <w:p>
-      <w:r>
-        <w:t>I och inom 15 meter från avverkningsanmälan har följande 7 naturvårdsarter hittats: garnlav (VU, T), blågrå svartspik (NT), kolflarnlav (NT, T), mörk kolflarnlav (NT), tretåig hackspett (NT, T, §4), vedskivlav (NT, T) och bronshjon (S, T). Av dessa är 6 rödlistade. För rödlistade arter har rödlistekategorin angivits inom parentes. Arter som är signalarter enligt Skogsstyrelsen har markerats med (S). Typiska arter inom Natura 2000 som är kopplade till skogsekosystem har markerats med (T). För fridlysta arter anges även paragrafen i Artskyddsförordningen som arten är fridlyst enligt.</w:t>
-      </w:r>
-    </w:p>
-    <w:p>
-      <w:r>
-        <w:t>De påträffade naturvårdsarterna är ett tydligt kvitto på att det rör sig om en skog med höga naturvärden.</w:t>
-      </w:r>
-      <w:r>
-        <w:t xml:space="preserve"> I Figur 1 visas fyndplatser för naturvårdsarter i området, som finns registrerade på Artportalen.</w:t>
+        <w:t>Detta klagomål behandlar höga naturvärden i avverkningsanmälan A 21919-2026 i Orsa kommun som inkom 2026-05-08 och omfattar 12,4 ha.</w:t>
       </w:r>
     </w:p>
     <w:p>
@@ -247,34 +216,106 @@
         <w:spacing w:after="240"/>
       </w:pPr>
       <w:r>
-        <w:t>Figur 1. Fyndplatser för naturvårdsarter i och inom 15 meter från avverkningsanmälan (röd linje). Markörer utan svart kant är placerade på fyndplatsen. Markörer med svart kant är placerade vid sidan av fyndplatsen och har ett svart streck som visar fyndplatsens exakta position. Kartans mittpunktskoordinat är N 6797053, E 471210 i SWEREF 99 TM.</w:t>
+        <w:t>Figur 1. Fyndplatser för naturvårdsarter i och inom 15 meter från avverkningsanmälan. Markörer utan svart kant är placerade på fyndplatsen. Markörer med svart kant är placerade vid sidan av fyndplatsen har ett svart streck som visar fyndplatsens exakta position. Kartans mittpunktskoordinat är N 6797053, E 471210 i SWEREF 99 TM.</w:t>
+      </w:r>
+    </w:p>
+    <w:p>
+      <w:r>
+        <w:t>I och inom 15 meter från avverkningsanmälan finns fynd av 7 naturvårdsarter, varav 6 är rödlistade, 1 är fridlyst, 5 är typiska (T) och 1 är signalart (S): garnlav (VU, T), blågrå svartspik (NT), kolflarnlav (NT, T), mörk kolflarnlav (NT), tretåig hackspett (NT, T, §4), vedskivlav (NT, T) och bronshjon (S, T). Se Figur 1.</w:t>
+      </w:r>
+    </w:p>
+    <w:p>
+      <w:r>
+        <w:t>Nedan presenteras relevanta utdrag ur standarderna för FSC, Chain of Custody, Controlled Wood och PEFC.</w:t>
+      </w:r>
+    </w:p>
+    <w:p>
+      <w:r>
+        <w:t>Vi förväntar oss att ni återkommer med ett skriftligt svar på vårt klagomål och även beskriver vilka korrigerande åtgärder ni satt in för att rätta till identifierade brister i er efterlevnad av den svenska FSC standarden.</w:t>
       </w:r>
     </w:p>
     <w:p>
       <w:pPr>
-        <w:pStyle w:val="Heading2"/>
+        <w:pStyle w:val="Heading1"/>
       </w:pPr>
       <w:r>
-        <w:t>Fridlysta arter</w:t>
+        <w:t>Naturvårdsarter och fridlysta arter</w:t>
       </w:r>
     </w:p>
     <w:p>
       <w:r>
-        <w:t>Följande fridlysta arter har sina livsmiljöer och växtplatser i den avverkningsanmälda skogen: tretåig hackspett (NT, T, §4).</w:t>
+        <w:t>Nedan följer beskrivningar av de naturvårdsarter och fridlysta arter som har sina livsmiljöer och växtplatser i den avverkningsanmälda skogen. Se även ytterligare artfakta i BILAGA 1. De påträffade naturvårdsarterna är ett tydligt kvitto på att det rör sig om en skog med höga naturvärden.</w:t>
       </w:r>
     </w:p>
     <w:p>
-      <w:r>
-        <w:t xml:space="preserve">Observera att medlemsländerna är skyldiga att agera i enlighet med EU:s fågeldirektiv där det uttryckligen står att direktivet gäller för fåglar samt för deras ägg, bon och </w:t>
-      </w:r>
       <w:r>
         <w:rPr>
           <w:b/>
         </w:rPr>
-        <w:t xml:space="preserve">livsmiljöer </w:t>
-      </w:r>
-      <w:r>
-        <w:t>(artikel 1). Vidare att de åtgärder som vidtas inte får leda till en försämring av den nuvarande situationen beträffande bevarandet av de fågelarter som avses i artikel 1 (artikel 13). Fågeldirektivet är styrande för tillsynsansvariga myndigheters ärendehantering, ställningstaganden och beslutsfattande.</w:t>
+        <w:t>Garnlav (VU)</w:t>
+      </w:r>
+      <w:r>
+        <w:t xml:space="preserve"> är en utpräglad barrskogsart som ibland kan drapera träden i norrländska grannaturskogar med hög luftfuktighet. Den förekommer även i talldominerade bestånd där den, förutom i trädens grenverk, påträffas hängande över ojämnheter i tallbarken. Arten har minskat starkt i södra och mellersta Sverige och den minskar även i sitt nordliga utbredningsområde. Minskningstakten uppgår till 30 (20–50) % inom 50 år och överstiger gränsvärdet för Sårbar (VU). Orsaken till tillbakagången beror främst på slutavverkningar av naturskogsartade skogar. Bestånd med riklig förekomst bör regelmässigt sparas, vilket även gynnar flera andra sällsynta och rödlistade arter. Garnlav är värdväxt för den mycket sällsynta och akut hotade fjärilen barrskogslavfly (CR) som hör hemma i boreala barrskogar med riklig förekomst av värdväxten. Tidigare kunde arten konstateras årligen på flera platser vid Dala-Floda i Dalarna innan lokalerna kalavverkades. Senaste fyndet i landet av barrskogslavfly är från år 2000 då den påträffades vid Högberget i Sollefteå kommun. Garnlav är typisk art för </w:t>
+      </w:r>
+      <w:r>
+        <w:rPr>
+          <w:i/>
+        </w:rPr>
+        <w:t xml:space="preserve">9010 Taiga </w:t>
+      </w:r>
+      <w:r>
+        <w:t>och</w:t>
+      </w:r>
+      <w:r>
+        <w:rPr>
+          <w:i/>
+        </w:rPr>
+        <w:t xml:space="preserve"> 9070 Trädklädd betesmark</w:t>
+      </w:r>
+      <w:r>
+        <w:t xml:space="preserve"> (SLU Artdatabanken, 2026).</w:t>
+      </w:r>
+    </w:p>
+    <w:p>
+      <w:r>
+        <w:rPr>
+          <w:b/>
+        </w:rPr>
+        <w:t>Blågrå svartspik (NT)</w:t>
+      </w:r>
+      <w:r>
+        <w:t xml:space="preserve"> växer på torr, hård ved av gamla, solbelysta torrakor, högstubbar av tall och grova döda grenar på levande tallar i öppna bestånd av naturskogskaraktär. Nästan alltid rör det sig om tjärrika torrträd och högstubbar (töreved, keloträd) som kan vara en bra bit över hundra år, i vissa fall sannolikt hundratals år gamla. Skogsbruk är idag det allvarligaste hotet. Ett långsiktigt hot är att nybildningen av gamla torrakor och högstubbar är en långsam process vilken ofta är beroende av skogsbrand. Nytt substrat bildas numera sannolikt nästan inte alls då antalet naturliga skogsbränder har minskat drastiskt på grund av effektivare brandbekämpning. Döda träd som lämnas efter avverkning är inte lämpliga för arten, eftersom dessa träd inte varit utsatta för skogsbrand och bildat tjärrik ved. Skogsbruksåtgärder på eller i närheten av växtplatserna bör undvikas. Naturskogsartade skogar med förekomst av arten indikerar höga biologiska värden och bör bevaras. Blågrå svartspik har en mycket begränsad utbredning utanför de nordiska länderna varför dessa länder har ett speciellt ansvar för arten (SLU Artdatabanken, 2024).</w:t>
+      </w:r>
+    </w:p>
+    <w:p>
+      <w:r>
+        <w:rPr>
+          <w:b/>
+        </w:rPr>
+        <w:t>Kolflarnlav (NT)</w:t>
+      </w:r>
+      <w:r>
+        <w:t xml:space="preserve"> är brandberoende och växer nästan uteslutande på kolad hård kärnved av tall. Etableringen verkar ske först 100–300 år efter brand och nytt substrat nybildas i mycket begränsad omfattning. Avverkning av tallskog av naturskogskaraktär med spår av återkommande bränder är ett hot och mängden lämplig ved att växa på för arten minskar dels på grund av naturlig nedbrytning men framförallt på grund av att det förstörs i samband med slutavverkningar, gallringar och markberedning. Såväl kolflarnlav som mörk kolflarnlav har glänsande bålfjäll och förekommer främst i tall- och blandbarrskogar av naturskogskaraktär med spår av återkommande bränder. Skogar som dessa hyser höga biologiska värden och bör skyddas. Kolflarnlav är typisk art för </w:t>
+      </w:r>
+      <w:r>
+        <w:rPr>
+          <w:i/>
+        </w:rPr>
+        <w:t>9010 Taiga</w:t>
+      </w:r>
+      <w:r>
+        <w:t xml:space="preserve"> (SLU Artdatabanken, 2024).</w:t>
+      </w:r>
+    </w:p>
+    <w:p>
+      <w:r>
+        <w:rPr>
+          <w:b/>
+        </w:rPr>
+        <w:t>Mörk kolflarnlav (NT)</w:t>
+      </w:r>
+      <w:r>
+        <w:t xml:space="preserve"> är brandberoende och växer nästan uteslutande på kolad hård kärnved av tall. Arten förekommer främst i glesa, öppna tall- och blandbarrskogar av naturskogskaraktär och etableringen verkar ske sent efter brand, kanske först efter 100–300 år. Mörk kolflarnlav indikerar skog med höga naturvärden och vanligast är att den påträffas på rester av nedbrunna torrakor och högstubbar och lågstubbar som är så grova att hela innandömet är urbränt. Tall- och blandbarrskogar av naturskogskaraktär med spår av återkommande bränder hyser höga biologiska värden och bör skyddas (SLU Artdatabanken, 2024).</w:t>
       </w:r>
     </w:p>
     <w:p>
@@ -308,26 +349,22 @@
     </w:p>
     <w:p>
       <w:r>
-        <w:t>I BILAGA 1 finns mer detaljerad information om ekologi samt krav på livsmiljö hos fridlysta arter.</w:t>
-      </w:r>
-    </w:p>
-    <w:p>
-      <w:pPr>
-        <w:pStyle w:val="Heading2"/>
-      </w:pPr>
-      <w:r>
-        <w:t>Övriga naturvårdsarter</w:t>
-      </w:r>
-    </w:p>
-    <w:p>
-      <w:r>
         <w:rPr>
           <w:b/>
         </w:rPr>
-        <w:t>Blågrå svartspik (NT)</w:t>
-      </w:r>
-      <w:r>
-        <w:t xml:space="preserve"> växer på torr, hård ved av gamla, solbelysta torrakor, högstubbar av tall och grova döda grenar på levande tallar i öppna bestånd av naturskogskaraktär. Nästan alltid rör det sig om tjärrika torrträd och högstubbar (töreved, keloträd) som kan vara en bra bit över hundra år, i vissa fall sannolikt hundratals år gamla. Skogsbruk är idag det allvarligaste hotet. Ett långsiktigt hot är att nybildningen av gamla torrakor och högstubbar är en långsam process vilken ofta är beroende av skogsbrand. Nytt substrat bildas numera sannolikt nästan inte alls då antalet naturliga skogsbränder har minskat drastiskt på grund av effektivare brandbekämpning. Döda träd som lämnas efter avverkning är inte lämpliga för arten, eftersom dessa träd inte varit utsatta för skogsbrand och bildat tjärrik ved. Skogsbruksåtgärder på eller i närheten av växtplatserna bör undvikas. Naturskogsartade skogar med förekomst av arten indikerar höga biologiska värden och bör bevaras. Blågrå svartspik har en mycket begränsad utbredning utanför de nordiska länderna varför dessa länder har ett speciellt ansvar för arten (SLU Artdatabanken, 2024).</w:t>
+        <w:t>Vedskivlav (NT)</w:t>
+      </w:r>
+      <w:r>
+        <w:t xml:space="preserve"> växer på gammal, torr, exponerad, hård kärnved av framförallt tall i naturskogsartade bestånd. Avverkning av tallskog av naturskogskaraktär med spår av återkommande bränder är ett hot. Mängden lämplig ved att växa på för vedskivlav minskar, dels på grund av naturlig nedbrytning men framförallt på grund av att de förstörs i samband med slutavverkningar, gallringar och markberedning. Tall- och blandbarrskogar av naturskogskaraktär med spår av återkommande bränder bör skyddas. Vedskivlav är typisk art för </w:t>
+      </w:r>
+      <w:r>
+        <w:rPr>
+          <w:i/>
+        </w:rPr>
+        <w:t>9010 Taiga</w:t>
+      </w:r>
+      <w:r>
+        <w:t xml:space="preserve"> (SLU Artdatabanken, 2024).</w:t>
       </w:r>
     </w:p>
     <w:p>
@@ -348,86 +385,6 @@
       </w:r>
       <w:r>
         <w:t xml:space="preserve"> (SLU Artdatabanken, 2025).</w:t>
-      </w:r>
-    </w:p>
-    <w:p>
-      <w:r>
-        <w:rPr>
-          <w:b/>
-        </w:rPr>
-        <w:t>Garnlav (VU)</w:t>
-      </w:r>
-      <w:r>
-        <w:t xml:space="preserve"> är en utpräglad barrskogsart som ibland kan drapera träden i norrländska grannaturskogar med hög luftfuktighet. Den förekommer även i talldominerade bestånd där den, förutom i trädens grenverk, påträffas hängande över ojämnheter i tallbarken. Arten har minskat starkt i södra och mellersta Sverige och den minskar även i sitt nordliga utbredningsområde. Minskningstakten uppgår till 30 (20–50) % inom 50 år och överstiger gränsvärdet för Sårbar (VU). Orsaken till tillbakagången beror främst på slutavverkningar av naturskogsartade skogar. Bestånd med riklig förekomst bör regelmässigt sparas, vilket även gynnar flera andra sällsynta och rödlistade arter. Garnlav är värdväxt för den mycket sällsynta och akut hotade fjärilen barrskogslavfly (CR) som hör hemma i boreala barrskogar med riklig förekomst av värdväxten. Tidigare kunde arten konstateras årligen på flera platser vid Dala-Floda i Dalarna innan lokalerna kalavverkades. Senaste fyndet i landet av barrskogslavfly är från år 2000 då den påträffades vid Högberget i Sollefteå kommun. Garnlav är typisk art för </w:t>
-      </w:r>
-      <w:r>
-        <w:rPr>
-          <w:i/>
-        </w:rPr>
-        <w:t xml:space="preserve">9010 Taiga </w:t>
-      </w:r>
-      <w:r>
-        <w:t>och</w:t>
-      </w:r>
-      <w:r>
-        <w:rPr>
-          <w:i/>
-        </w:rPr>
-        <w:t xml:space="preserve"> 9070 Trädklädd betesmark</w:t>
-      </w:r>
-      <w:r>
-        <w:t xml:space="preserve"> (SLU Artdatabanken, 2026).</w:t>
-      </w:r>
-    </w:p>
-    <w:p>
-      <w:r>
-        <w:rPr>
-          <w:b/>
-        </w:rPr>
-        <w:t>Kolflarnlav (NT)</w:t>
-      </w:r>
-      <w:r>
-        <w:t xml:space="preserve"> är brandberoende och växer nästan uteslutande på kolad hård kärnved av tall. Etableringen verkar ske först 100–300 år efter brand och nytt substrat nybildas i mycket begränsad omfattning. Avverkning av tallskog av naturskogskaraktär med spår av återkommande bränder är ett hot och mängden lämplig ved att växa på för arten minskar dels på grund av naturlig nedbrytning men framförallt på grund av att det förstörs i samband med slutavverkningar, gallringar och markberedning. Såväl kolflarnlav som mörk kolflarnlav har glänsande bålfjäll och förekommer främst i tall- och blandbarrskogar av naturskogskaraktär med spår av återkommande bränder. Skogar som dessa hyser höga biologiska värden och bör skyddas. Kolflarnlav är typisk art för </w:t>
-      </w:r>
-      <w:r>
-        <w:rPr>
-          <w:i/>
-        </w:rPr>
-        <w:t>9010 Taiga</w:t>
-      </w:r>
-      <w:r>
-        <w:t xml:space="preserve"> (SLU Artdatabanken, 2024).</w:t>
-      </w:r>
-    </w:p>
-    <w:p>
-      <w:r>
-        <w:rPr>
-          <w:b/>
-        </w:rPr>
-        <w:t>Mörk kolflarnlav (NT)</w:t>
-      </w:r>
-      <w:r>
-        <w:t xml:space="preserve"> är brandberoende och växer nästan uteslutande på kolad hård kärnved av tall. Arten förekommer främst i glesa, öppna tall- och blandbarrskogar av naturskogskaraktär och etableringen verkar ske sent efter brand, kanske först efter 100–300 år. Mörk kolflarnlav indikerar skog med höga naturvärden och vanligast är att den påträffas på rester av nedbrunna torrakor och högstubbar och lågstubbar som är så grova att hela innandömet är urbränt. Tall- och blandbarrskogar av naturskogskaraktär med spår av återkommande bränder hyser höga biologiska värden och bör skyddas (SLU Artdatabanken, 2024).</w:t>
-      </w:r>
-    </w:p>
-    <w:p>
-      <w:r>
-        <w:rPr>
-          <w:b/>
-        </w:rPr>
-        <w:t>Vedskivlav (NT)</w:t>
-      </w:r>
-      <w:r>
-        <w:t xml:space="preserve"> växer på gammal, torr, exponerad, hård kärnved av framförallt tall i naturskogsartade bestånd. Avverkning av tallskog av naturskogskaraktär med spår av återkommande bränder är ett hot. Mängden lämplig ved att växa på för vedskivlav minskar, dels på grund av naturlig nedbrytning men framförallt på grund av att de förstörs i samband med slutavverkningar, gallringar och markberedning. Tall- och blandbarrskogar av naturskogskaraktär med spår av återkommande bränder bör skyddas. Vedskivlav är typisk art för </w:t>
-      </w:r>
-      <w:r>
-        <w:rPr>
-          <w:i/>
-        </w:rPr>
-        <w:t>9010 Taiga</w:t>
-      </w:r>
-      <w:r>
-        <w:t xml:space="preserve"> (SLU Artdatabanken, 2024).</w:t>
       </w:r>
     </w:p>
     <w:p>
@@ -1065,7 +1022,7 @@
     <w:r>
       <w:tab/>
       <w:tab/>
-      <w:t>2026-06-20</w:t>
+      <w:t>2026-06-21</w:t>
       <w:br/>
       <w:br/>
     </w:r>

--- a/klagomål/A 21919-2026 FSC-klagomål.docx
+++ b/klagomål/A 21919-2026 FSC-klagomål.docx
@@ -1022,7 +1022,7 @@
     <w:r>
       <w:tab/>
       <w:tab/>
-      <w:t>2026-06-21</w:t>
+      <w:t>2026-06-22</w:t>
       <w:br/>
       <w:br/>
     </w:r>

--- a/klagomål/A 21919-2026 FSC-klagomål.docx
+++ b/klagomål/A 21919-2026 FSC-klagomål.docx
@@ -1022,7 +1022,7 @@
     <w:r>
       <w:tab/>
       <w:tab/>
-      <w:t>2026-06-22</w:t>
+      <w:t>2026-06-23</w:t>
       <w:br/>
       <w:br/>
     </w:r>

--- a/klagomål/A 21919-2026 FSC-klagomål.docx
+++ b/klagomål/A 21919-2026 FSC-klagomål.docx
@@ -1022,7 +1022,7 @@
     <w:r>
       <w:tab/>
       <w:tab/>
-      <w:t>2026-06-23</w:t>
+      <w:t>2026-06-24</w:t>
       <w:br/>
       <w:br/>
     </w:r>

--- a/klagomål/A 21919-2026 FSC-klagomål.docx
+++ b/klagomål/A 21919-2026 FSC-klagomål.docx
@@ -1022,7 +1022,7 @@
     <w:r>
       <w:tab/>
       <w:tab/>
-      <w:t>2026-06-24</w:t>
+      <w:t>2026-06-25</w:t>
       <w:br/>
       <w:br/>
     </w:r>

--- a/klagomål/A 21919-2026 FSC-klagomål.docx
+++ b/klagomål/A 21919-2026 FSC-klagomål.docx
@@ -1022,7 +1022,7 @@
     <w:r>
       <w:tab/>
       <w:tab/>
-      <w:t>2026-06-25</w:t>
+      <w:t>2026-06-26</w:t>
       <w:br/>
       <w:br/>
     </w:r>

--- a/klagomål/A 21919-2026 FSC-klagomål.docx
+++ b/klagomål/A 21919-2026 FSC-klagomål.docx
@@ -1022,7 +1022,7 @@
     <w:r>
       <w:tab/>
       <w:tab/>
-      <w:t>2026-06-26</w:t>
+      <w:t>2026-06-27</w:t>
       <w:br/>
       <w:br/>
     </w:r>

--- a/klagomål/A 21919-2026 FSC-klagomål.docx
+++ b/klagomål/A 21919-2026 FSC-klagomål.docx
@@ -1022,7 +1022,7 @@
     <w:r>
       <w:tab/>
       <w:tab/>
-      <w:t>2026-06-27</w:t>
+      <w:t>2026-06-28</w:t>
       <w:br/>
       <w:br/>
     </w:r>

--- a/klagomål/A 21919-2026 FSC-klagomål.docx
+++ b/klagomål/A 21919-2026 FSC-klagomål.docx
@@ -1022,7 +1022,7 @@
     <w:r>
       <w:tab/>
       <w:tab/>
-      <w:t>2026-06-28</w:t>
+      <w:t>2026-06-29</w:t>
       <w:br/>
       <w:br/>
     </w:r>

--- a/klagomål/A 21919-2026 FSC-klagomål.docx
+++ b/klagomål/A 21919-2026 FSC-klagomål.docx
@@ -1022,7 +1022,7 @@
     <w:r>
       <w:tab/>
       <w:tab/>
-      <w:t>2026-06-29</w:t>
+      <w:t>2026-06-30</w:t>
       <w:br/>
       <w:br/>
     </w:r>

--- a/klagomål/A 21919-2026 FSC-klagomål.docx
+++ b/klagomål/A 21919-2026 FSC-klagomål.docx
@@ -1022,7 +1022,7 @@
     <w:r>
       <w:tab/>
       <w:tab/>
-      <w:t>2026-06-30</w:t>
+      <w:t>2026-07-01</w:t>
       <w:br/>
       <w:br/>
     </w:r>

--- a/klagomål/A 21919-2026 FSC-klagomål.docx
+++ b/klagomål/A 21919-2026 FSC-klagomål.docx
@@ -1022,7 +1022,7 @@
     <w:r>
       <w:tab/>
       <w:tab/>
-      <w:t>2026-07-01</w:t>
+      <w:t>2026-07-02</w:t>
       <w:br/>
       <w:br/>
     </w:r>

--- a/klagomål/A 21919-2026 FSC-klagomål.docx
+++ b/klagomål/A 21919-2026 FSC-klagomål.docx
@@ -1022,7 +1022,7 @@
     <w:r>
       <w:tab/>
       <w:tab/>
-      <w:t>2026-07-13</w:t>
+      <w:t>2026-07-14</w:t>
       <w:br/>
       <w:br/>
     </w:r>

--- a/klagomål/A 21919-2026 FSC-klagomål.docx
+++ b/klagomål/A 21919-2026 FSC-klagomål.docx
@@ -1022,7 +1022,7 @@
     <w:r>
       <w:tab/>
       <w:tab/>
-      <w:t>2026-07-14</w:t>
+      <w:t>2026-07-15</w:t>
       <w:br/>
       <w:br/>
     </w:r>

--- a/klagomål/A 21919-2026 FSC-klagomål.docx
+++ b/klagomål/A 21919-2026 FSC-klagomål.docx
@@ -1022,7 +1022,7 @@
     <w:r>
       <w:tab/>
       <w:tab/>
-      <w:t>2026-07-15</w:t>
+      <w:t>2026-07-16</w:t>
       <w:br/>
       <w:br/>
     </w:r>

--- a/klagomål/A 21919-2026 FSC-klagomål.docx
+++ b/klagomål/A 21919-2026 FSC-klagomål.docx
@@ -1022,7 +1022,7 @@
     <w:r>
       <w:tab/>
       <w:tab/>
-      <w:t>2026-07-16</w:t>
+      <w:t>2026-07-17</w:t>
       <w:br/>
       <w:br/>
     </w:r>

--- a/klagomål/A 21919-2026 FSC-klagomål.docx
+++ b/klagomål/A 21919-2026 FSC-klagomål.docx
@@ -1022,7 +1022,7 @@
     <w:r>
       <w:tab/>
       <w:tab/>
-      <w:t>2026-07-17</w:t>
+      <w:t>2026-07-18</w:t>
       <w:br/>
       <w:br/>
     </w:r>

--- a/klagomål/A 21919-2026 FSC-klagomål.docx
+++ b/klagomål/A 21919-2026 FSC-klagomål.docx
@@ -1022,7 +1022,7 @@
     <w:r>
       <w:tab/>
       <w:tab/>
-      <w:t>2026-07-18</w:t>
+      <w:t>2026-07-19</w:t>
       <w:br/>
       <w:br/>
     </w:r>

--- a/klagomål/A 21919-2026 FSC-klagomål.docx
+++ b/klagomål/A 21919-2026 FSC-klagomål.docx
@@ -1022,7 +1022,7 @@
     <w:r>
       <w:tab/>
       <w:tab/>
-      <w:t>2026-07-19</w:t>
+      <w:t>2026-07-20</w:t>
       <w:br/>
       <w:br/>
     </w:r>

--- a/klagomål/A 21919-2026 FSC-klagomål.docx
+++ b/klagomål/A 21919-2026 FSC-klagomål.docx
@@ -1022,7 +1022,7 @@
     <w:r>
       <w:tab/>
       <w:tab/>
-      <w:t>2026-07-20</w:t>
+      <w:t>2026-07-21</w:t>
       <w:br/>
       <w:br/>
     </w:r>

--- a/klagomål/A 21919-2026 FSC-klagomål.docx
+++ b/klagomål/A 21919-2026 FSC-klagomål.docx
@@ -1022,7 +1022,7 @@
     <w:r>
       <w:tab/>
       <w:tab/>
-      <w:t>2026-07-21</w:t>
+      <w:t>2026-07-22</w:t>
       <w:br/>
       <w:br/>
     </w:r>

--- a/klagomål/A 21919-2026 FSC-klagomål.docx
+++ b/klagomål/A 21919-2026 FSC-klagomål.docx
@@ -1022,7 +1022,7 @@
     <w:r>
       <w:tab/>
       <w:tab/>
-      <w:t>2026-07-22</w:t>
+      <w:t>2026-07-23</w:t>
       <w:br/>
       <w:br/>
     </w:r>

--- a/klagomål/A 21919-2026 FSC-klagomål.docx
+++ b/klagomål/A 21919-2026 FSC-klagomål.docx
@@ -1022,7 +1022,7 @@
     <w:r>
       <w:tab/>
       <w:tab/>
-      <w:t>2026-07-23</w:t>
+      <w:t>2026-07-24</w:t>
       <w:br/>
       <w:br/>
     </w:r>

--- a/klagomål/A 21919-2026 FSC-klagomål.docx
+++ b/klagomål/A 21919-2026 FSC-klagomål.docx
@@ -1022,7 +1022,7 @@
     <w:r>
       <w:tab/>
       <w:tab/>
-      <w:t>2026-07-24</w:t>
+      <w:t>2026-07-25</w:t>
       <w:br/>
       <w:br/>
     </w:r>

--- a/klagomål/A 21919-2026 FSC-klagomål.docx
+++ b/klagomål/A 21919-2026 FSC-klagomål.docx
@@ -1022,7 +1022,7 @@
     <w:r>
       <w:tab/>
       <w:tab/>
-      <w:t>2026-07-25</w:t>
+      <w:t>2026-07-26</w:t>
       <w:br/>
       <w:br/>
     </w:r>

--- a/klagomål/A 21919-2026 FSC-klagomål.docx
+++ b/klagomål/A 21919-2026 FSC-klagomål.docx
@@ -1022,7 +1022,7 @@
     <w:r>
       <w:tab/>
       <w:tab/>
-      <w:t>2026-07-26</w:t>
+      <w:t>2026-07-27</w:t>
       <w:br/>
       <w:br/>
     </w:r>

--- a/klagomål/A 21919-2026 FSC-klagomål.docx
+++ b/klagomål/A 21919-2026 FSC-klagomål.docx
@@ -1022,7 +1022,7 @@
     <w:r>
       <w:tab/>
       <w:tab/>
-      <w:t>2026-07-27</w:t>
+      <w:t>2026-07-28</w:t>
       <w:br/>
       <w:br/>
     </w:r>

--- a/klagomål/A 21919-2026 FSC-klagomål.docx
+++ b/klagomål/A 21919-2026 FSC-klagomål.docx
@@ -1022,7 +1022,7 @@
     <w:r>
       <w:tab/>
       <w:tab/>
-      <w:t>2026-07-28</w:t>
+      <w:t>2026-07-29</w:t>
       <w:br/>
       <w:br/>
     </w:r>

--- a/klagomål/A 21919-2026 FSC-klagomål.docx
+++ b/klagomål/A 21919-2026 FSC-klagomål.docx
@@ -1022,7 +1022,7 @@
     <w:r>
       <w:tab/>
       <w:tab/>
-      <w:t>2026-07-29</w:t>
+      <w:t>2026-07-30</w:t>
       <w:br/>
       <w:br/>
     </w:r>

--- a/klagomål/A 21919-2026 FSC-klagomål.docx
+++ b/klagomål/A 21919-2026 FSC-klagomål.docx
@@ -1022,7 +1022,7 @@
     <w:r>
       <w:tab/>
       <w:tab/>
-      <w:t>2026-07-30</w:t>
+      <w:t>2026-07-31</w:t>
       <w:br/>
       <w:br/>
     </w:r>

--- a/klagomål/A 21919-2026 FSC-klagomål.docx
+++ b/klagomål/A 21919-2026 FSC-klagomål.docx
@@ -1022,7 +1022,7 @@
     <w:r>
       <w:tab/>
       <w:tab/>
-      <w:t>2026-07-31</w:t>
+      <w:t>2026-08-01</w:t>
       <w:br/>
       <w:br/>
     </w:r>

--- a/klagomål/A 21919-2026 FSC-klagomål.docx
+++ b/klagomål/A 21919-2026 FSC-klagomål.docx
@@ -1022,7 +1022,7 @@
     <w:r>
       <w:tab/>
       <w:tab/>
-      <w:t>2026-08-01</w:t>
+      <w:t>2026-08-02</w:t>
       <w:br/>
       <w:br/>
     </w:r>

--- a/klagomål/A 21919-2026 FSC-klagomål.docx
+++ b/klagomål/A 21919-2026 FSC-klagomål.docx
@@ -1022,7 +1022,7 @@
     <w:r>
       <w:tab/>
       <w:tab/>
-      <w:t>2026-08-02</w:t>
+      <w:t>2026-08-03</w:t>
       <w:br/>
       <w:br/>
     </w:r>

--- a/klagomål/A 21919-2026 FSC-klagomål.docx
+++ b/klagomål/A 21919-2026 FSC-klagomål.docx
@@ -1022,7 +1022,7 @@
     <w:r>
       <w:tab/>
       <w:tab/>
-      <w:t>2026-08-03</w:t>
+      <w:t>2026-08-05</w:t>
       <w:br/>
       <w:br/>
     </w:r>

--- a/klagomål/A 21919-2026 FSC-klagomål.docx
+++ b/klagomål/A 21919-2026 FSC-klagomål.docx
@@ -1022,7 +1022,7 @@
     <w:r>
       <w:tab/>
       <w:tab/>
-      <w:t>2026-08-05</w:t>
+      <w:t>2026-08-07</w:t>
       <w:br/>
       <w:br/>
     </w:r>

--- a/klagomål/A 21919-2026 FSC-klagomål.docx
+++ b/klagomål/A 21919-2026 FSC-klagomål.docx
@@ -1022,7 +1022,7 @@
     <w:r>
       <w:tab/>
       <w:tab/>
-      <w:t>2026-08-07</w:t>
+      <w:t>2026-08-08</w:t>
       <w:br/>
       <w:br/>
     </w:r>

--- a/klagomål/A 21919-2026 FSC-klagomål.docx
+++ b/klagomål/A 21919-2026 FSC-klagomål.docx
@@ -216,7 +216,7 @@
         <w:spacing w:after="240"/>
       </w:pPr>
       <w:r>
-        <w:t>Figur 1. Fyndplatser för naturvårdsarter i och inom 15 meter från avverkningsanmälan. Markörer utan svart kant är placerade på fyndplatsen. Markörer med svart kant är placerade vid sidan av fyndplatsen har ett svart streck som visar fyndplatsens exakta position. Kartans mittpunktskoordinat är N 6797053, E 471210 i SWEREF 99 TM.</w:t>
+        <w:t>Figur 1. Fyndplatser för naturvårdsarter i och inom 15 meter från avverkningsanmälan. Markörer utan svart kant är placerade på fyndplatsen. Markörer med svart kant är placerade vid sidan av fyndplatsen och har ett svart streck som visar fyndplatsens exakta position. Kartans mittpunktskoordinat är N 6797053, E 471210 i SWEREF 99 TM.</w:t>
       </w:r>
     </w:p>
     <w:p>
@@ -1022,7 +1022,7 @@
     <w:r>
       <w:tab/>
       <w:tab/>
-      <w:t>2026-08-14</w:t>
+      <w:t>2026-08-15</w:t>
       <w:br/>
       <w:br/>
     </w:r>

--- a/klagomål/A 21919-2026 FSC-klagomål.docx
+++ b/klagomål/A 21919-2026 FSC-klagomål.docx
@@ -1022,7 +1022,7 @@
     <w:r>
       <w:tab/>
       <w:tab/>
-      <w:t>2026-08-15</w:t>
+      <w:t>2026-08-16</w:t>
       <w:br/>
       <w:br/>
     </w:r>

--- a/klagomål/A 21919-2026 FSC-klagomål.docx
+++ b/klagomål/A 21919-2026 FSC-klagomål.docx
@@ -1022,7 +1022,7 @@
     <w:r>
       <w:tab/>
       <w:tab/>
-      <w:t>2026-08-16</w:t>
+      <w:t>2026-08-17</w:t>
       <w:br/>
       <w:br/>
     </w:r>

--- a/klagomål/A 21919-2026 FSC-klagomål.docx
+++ b/klagomål/A 21919-2026 FSC-klagomål.docx
@@ -1022,7 +1022,7 @@
     <w:r>
       <w:tab/>
       <w:tab/>
-      <w:t>2026-08-17</w:t>
+      <w:t>2026-08-18</w:t>
       <w:br/>
       <w:br/>
     </w:r>

--- a/klagomål/A 21919-2026 FSC-klagomål.docx
+++ b/klagomål/A 21919-2026 FSC-klagomål.docx
@@ -1022,7 +1022,7 @@
     <w:r>
       <w:tab/>
       <w:tab/>
-      <w:t>2026-08-18</w:t>
+      <w:t>2026-08-19</w:t>
       <w:br/>
       <w:br/>
     </w:r>

--- a/klagomål/A 21919-2026 FSC-klagomål.docx
+++ b/klagomål/A 21919-2026 FSC-klagomål.docx
@@ -1022,7 +1022,7 @@
     <w:r>
       <w:tab/>
       <w:tab/>
-      <w:t>2026-08-19</w:t>
+      <w:t>2026-08-20</w:t>
       <w:br/>
       <w:br/>
     </w:r>

--- a/klagomål/A 21919-2026 FSC-klagomål.docx
+++ b/klagomål/A 21919-2026 FSC-klagomål.docx
@@ -1022,7 +1022,7 @@
     <w:r>
       <w:tab/>
       <w:tab/>
-      <w:t>2026-08-20</w:t>
+      <w:t>2026-08-21</w:t>
       <w:br/>
       <w:br/>
     </w:r>

--- a/klagomål/A 21919-2026 FSC-klagomål.docx
+++ b/klagomål/A 21919-2026 FSC-klagomål.docx
@@ -1022,7 +1022,7 @@
     <w:r>
       <w:tab/>
       <w:tab/>
-      <w:t>2026-08-21</w:t>
+      <w:t>2026-08-22</w:t>
       <w:br/>
       <w:br/>
     </w:r>

--- a/klagomål/A 21919-2026 FSC-klagomål.docx
+++ b/klagomål/A 21919-2026 FSC-klagomål.docx
@@ -1022,7 +1022,7 @@
     <w:r>
       <w:tab/>
       <w:tab/>
-      <w:t>2026-08-22</w:t>
+      <w:t>2026-08-23</w:t>
       <w:br/>
       <w:br/>
     </w:r>

--- a/klagomål/A 21919-2026 FSC-klagomål.docx
+++ b/klagomål/A 21919-2026 FSC-klagomål.docx
@@ -1022,7 +1022,7 @@
     <w:r>
       <w:tab/>
       <w:tab/>
-      <w:t>2026-08-23</w:t>
+      <w:t>2026-08-24</w:t>
       <w:br/>
       <w:br/>
     </w:r>

--- a/klagomål/A 21919-2026 FSC-klagomål.docx
+++ b/klagomål/A 21919-2026 FSC-klagomål.docx
@@ -1022,7 +1022,7 @@
     <w:r>
       <w:tab/>
       <w:tab/>
-      <w:t>2026-08-24</w:t>
+      <w:t>2026-08-25</w:t>
       <w:br/>
       <w:br/>
     </w:r>

--- a/klagomål/A 21919-2026 FSC-klagomål.docx
+++ b/klagomål/A 21919-2026 FSC-klagomål.docx
@@ -1022,7 +1022,7 @@
     <w:r>
       <w:tab/>
       <w:tab/>
-      <w:t>2026-08-25</w:t>
+      <w:t>2026-08-26</w:t>
       <w:br/>
       <w:br/>
     </w:r>

--- a/klagomål/A 21919-2026 FSC-klagomål.docx
+++ b/klagomål/A 21919-2026 FSC-klagomål.docx
@@ -1022,7 +1022,7 @@
     <w:r>
       <w:tab/>
       <w:tab/>
-      <w:t>2026-08-26</w:t>
+      <w:t>2026-08-27</w:t>
       <w:br/>
       <w:br/>
     </w:r>

--- a/klagomål/A 21919-2026 FSC-klagomål.docx
+++ b/klagomål/A 21919-2026 FSC-klagomål.docx
@@ -1022,7 +1022,7 @@
     <w:r>
       <w:tab/>
       <w:tab/>
-      <w:t>2026-08-27</w:t>
+      <w:t>2026-08-28</w:t>
       <w:br/>
       <w:br/>
     </w:r>

--- a/klagomål/A 21919-2026 FSC-klagomål.docx
+++ b/klagomål/A 21919-2026 FSC-klagomål.docx
@@ -1022,7 +1022,7 @@
     <w:r>
       <w:tab/>
       <w:tab/>
-      <w:t>2026-08-28</w:t>
+      <w:t>2026-08-29</w:t>
       <w:br/>
       <w:br/>
     </w:r>

--- a/klagomål/A 21919-2026 FSC-klagomål.docx
+++ b/klagomål/A 21919-2026 FSC-klagomål.docx
@@ -1022,7 +1022,7 @@
     <w:r>
       <w:tab/>
       <w:tab/>
-      <w:t>2026-08-29</w:t>
+      <w:t>2026-08-31</w:t>
       <w:br/>
       <w:br/>
     </w:r>

--- a/klagomål/A 21919-2026 FSC-klagomål.docx
+++ b/klagomål/A 21919-2026 FSC-klagomål.docx
@@ -1022,7 +1022,7 @@
     <w:r>
       <w:tab/>
       <w:tab/>
-      <w:t>2026-08-31</w:t>
+      <w:t>2026-09-01</w:t>
       <w:br/>
       <w:br/>
     </w:r>

--- a/klagomål/A 21919-2026 FSC-klagomål.docx
+++ b/klagomål/A 21919-2026 FSC-klagomål.docx
@@ -1022,7 +1022,7 @@
     <w:r>
       <w:tab/>
       <w:tab/>
-      <w:t>2026-09-01</w:t>
+      <w:t>2026-09-02</w:t>
       <w:br/>
       <w:br/>
     </w:r>

--- a/klagomål/A 21919-2026 FSC-klagomål.docx
+++ b/klagomål/A 21919-2026 FSC-klagomål.docx
@@ -1022,7 +1022,7 @@
     <w:r>
       <w:tab/>
       <w:tab/>
-      <w:t>2026-09-02</w:t>
+      <w:t>2026-09-03</w:t>
       <w:br/>
       <w:br/>
     </w:r>

--- a/klagomål/A 21919-2026 FSC-klagomål.docx
+++ b/klagomål/A 21919-2026 FSC-klagomål.docx
@@ -1022,7 +1022,7 @@
     <w:r>
       <w:tab/>
       <w:tab/>
-      <w:t>2026-09-03</w:t>
+      <w:t>2026-09-04</w:t>
       <w:br/>
       <w:br/>
     </w:r>

--- a/klagomål/A 21919-2026 FSC-klagomål.docx
+++ b/klagomål/A 21919-2026 FSC-klagomål.docx
@@ -1022,7 +1022,7 @@
     <w:r>
       <w:tab/>
       <w:tab/>
-      <w:t>2026-09-04</w:t>
+      <w:t>2026-09-05</w:t>
       <w:br/>
       <w:br/>
     </w:r>

--- a/klagomål/A 21919-2026 FSC-klagomål.docx
+++ b/klagomål/A 21919-2026 FSC-klagomål.docx
@@ -1022,7 +1022,7 @@
     <w:r>
       <w:tab/>
       <w:tab/>
-      <w:t>2026-09-05</w:t>
+      <w:t>2026-09-06</w:t>
       <w:br/>
       <w:br/>
     </w:r>

--- a/klagomål/A 21919-2026 FSC-klagomål.docx
+++ b/klagomål/A 21919-2026 FSC-klagomål.docx
@@ -1022,7 +1022,7 @@
     <w:r>
       <w:tab/>
       <w:tab/>
-      <w:t>2026-09-06</w:t>
+      <w:t>2026-09-07</w:t>
       <w:br/>
       <w:br/>
     </w:r>

--- a/klagomål/A 21919-2026 FSC-klagomål.docx
+++ b/klagomål/A 21919-2026 FSC-klagomål.docx
@@ -1022,7 +1022,7 @@
     <w:r>
       <w:tab/>
       <w:tab/>
-      <w:t>2026-09-07</w:t>
+      <w:t>2026-09-08</w:t>
       <w:br/>
       <w:br/>
     </w:r>

--- a/klagomål/A 21919-2026 FSC-klagomål.docx
+++ b/klagomål/A 21919-2026 FSC-klagomål.docx
@@ -1022,7 +1022,7 @@
     <w:r>
       <w:tab/>
       <w:tab/>
-      <w:t>2026-09-08</w:t>
+      <w:t>2026-09-09</w:t>
       <w:br/>
       <w:br/>
     </w:r>

--- a/klagomål/A 21919-2026 FSC-klagomål.docx
+++ b/klagomål/A 21919-2026 FSC-klagomål.docx
@@ -1022,7 +1022,7 @@
     <w:r>
       <w:tab/>
       <w:tab/>
-      <w:t>2026-09-09</w:t>
+      <w:t>2026-09-10</w:t>
       <w:br/>
       <w:br/>
     </w:r>

--- a/klagomål/A 21919-2026 FSC-klagomål.docx
+++ b/klagomål/A 21919-2026 FSC-klagomål.docx
@@ -1022,7 +1022,7 @@
     <w:r>
       <w:tab/>
       <w:tab/>
-      <w:t>2026-09-10</w:t>
+      <w:t>2026-09-11</w:t>
       <w:br/>
       <w:br/>
     </w:r>

--- a/klagomål/A 21919-2026 FSC-klagomål.docx
+++ b/klagomål/A 21919-2026 FSC-klagomål.docx
@@ -1022,7 +1022,7 @@
     <w:r>
       <w:tab/>
       <w:tab/>
-      <w:t>2026-09-11</w:t>
+      <w:t>2026-09-12</w:t>
       <w:br/>
       <w:br/>
     </w:r>

--- a/klagomål/A 21919-2026 FSC-klagomål.docx
+++ b/klagomål/A 21919-2026 FSC-klagomål.docx
@@ -1022,7 +1022,7 @@
     <w:r>
       <w:tab/>
       <w:tab/>
-      <w:t>2026-09-12</w:t>
+      <w:t>2026-09-13</w:t>
       <w:br/>
       <w:br/>
     </w:r>
